--- a/mvp-strategy/07-ryan-walkthrough.docx
+++ b/mvp-strategy/07-ryan-walkthrough.docx
@@ -416,7 +416,697 @@
           <w:color w:val="141414"/>
           <w:sz w:val="40"/>
         </w:rPr>
-        <w:t>02  How it works — the fan flow</w:t>
+        <w:t>02  Sponsorship — two ways to print money on day one</w:t>
+      </w:r>
+    </w:p>
+    <w:p>
+      <w:r>
+        <w:rPr>
+          <w:b w:val="0"/>
+          <w:i w:val="0"/>
+          <w:sz w:val="22"/>
+        </w:rPr>
+        <w:t>This is where the platform pays for itself before a fan ever logs in. Two parallel revenue prongs — both can run from week one.</w:t>
+      </w:r>
+    </w:p>
+    <w:p>
+      <w:r>
+        <w:rPr>
+          <w:b/>
+          <w:color w:val="E11D2E"/>
+          <w:sz w:val="30"/>
+        </w:rPr>
+        <w:t>Prong 1 — Sell sweepstakes sponsorship (NEW INVENTORY)</w:t>
+      </w:r>
+    </w:p>
+    <w:p>
+      <w:r>
+        <w:rPr>
+          <w:b w:val="0"/>
+          <w:i w:val="0"/>
+          <w:sz w:val="22"/>
+        </w:rPr>
+        <w:t>Sweepstakes are the easiest piece of inventory in the deck. Brands already have a sweepstakes line in their marketing budget. They know how the format works. They've bought it from broadcasters, sportsbooks, and creators for years. Now they buy it from MVP — with the audience file attached.</w:t>
+      </w:r>
+    </w:p>
+    <w:p>
+      <w:r>
+        <w:rPr>
+          <w:b w:val="0"/>
+          <w:i/>
+          <w:sz w:val="22"/>
+        </w:rPr>
+        <w:t>Why this clears procurement fast: sweepstakes sponsorship maps to an existing approval template at every CPG, sportsbook, and beverage. No new vendor category. No new legal review. Just a "Presented by" placement and a dataset at the end.</w:t>
+      </w:r>
+    </w:p>
+    <w:p>
+      <w:r>
+        <w:rPr>
+          <w:b/>
+          <w:i w:val="0"/>
+          <w:sz w:val="22"/>
+        </w:rPr>
+        <w:t>What we sell:</w:t>
+      </w:r>
+    </w:p>
+    <w:p>
+      <w:pPr>
+        <w:pStyle w:val="ListBullet"/>
+      </w:pPr>
+      <w:r/>
+      <w:r>
+        <w:rPr>
+          <w:b/>
+          <w:sz w:val="22"/>
+        </w:rPr>
+        <w:t>Title sweepstakes</w:t>
+      </w:r>
+      <w:r>
+        <w:rPr>
+          <w:sz w:val="22"/>
+        </w:rPr>
+        <w:t xml:space="preserve"> — "Win VIP fight night, presented by [Brand]"</w:t>
+      </w:r>
+    </w:p>
+    <w:p>
+      <w:pPr>
+        <w:pStyle w:val="ListBullet"/>
+      </w:pPr>
+      <w:r/>
+      <w:r>
+        <w:rPr>
+          <w:b/>
+          <w:sz w:val="22"/>
+        </w:rPr>
+        <w:t>Bonus-entry mechanics</w:t>
+      </w:r>
+      <w:r>
+        <w:rPr>
+          <w:sz w:val="22"/>
+        </w:rPr>
+        <w:t xml:space="preserve"> — "Watch [Brand]'s 30-sec clip for +5 entries" → measurable dwell time</w:t>
+      </w:r>
+    </w:p>
+    <w:p>
+      <w:pPr>
+        <w:pStyle w:val="ListBullet"/>
+      </w:pPr>
+      <w:r/>
+      <w:r>
+        <w:rPr>
+          <w:b/>
+          <w:sz w:val="22"/>
+        </w:rPr>
+        <w:t>Branded prize tiers</w:t>
+      </w:r>
+      <w:r>
+        <w:rPr>
+          <w:sz w:val="22"/>
+        </w:rPr>
+        <w:t xml:space="preserve"> — sponsor-supplied prizes (year of Celsius, $5K travel credit)</w:t>
+      </w:r>
+    </w:p>
+    <w:p>
+      <w:pPr>
+        <w:pStyle w:val="ListBullet"/>
+      </w:pPr>
+      <w:r/>
+      <w:r>
+        <w:rPr>
+          <w:b/>
+          <w:sz w:val="22"/>
+        </w:rPr>
+        <w:t>Audience hand-off</w:t>
+      </w:r>
+      <w:r>
+        <w:rPr>
+          <w:sz w:val="22"/>
+        </w:rPr>
+        <w:t xml:space="preserve"> — opt-in entrants delivered to sponsor CRM post-fight</w:t>
+      </w:r>
+    </w:p>
+    <w:p>
+      <w:r>
+        <w:rPr>
+          <w:b/>
+          <w:i w:val="0"/>
+          <w:color w:val="E11D2E"/>
+          <w:sz w:val="22"/>
+        </w:rPr>
+        <w:t>Pricing: $150K–$250K presenting · $500K–$750K fight-week · $1.5M–$3M season exclusive.</w:t>
+      </w:r>
+    </w:p>
+    <w:p/>
+    <w:p>
+      <w:r>
+        <w:rPr>
+          <w:b/>
+          <w:color w:val="D4AF37"/>
+          <w:sz w:val="30"/>
+        </w:rPr>
+        <w:t>Prong 2 — Upgrade existing sponsor deals (EXTRACT CURRENT VALUE)</w:t>
+      </w:r>
+    </w:p>
+    <w:p>
+      <w:r>
+        <w:rPr>
+          <w:b w:val="0"/>
+          <w:i w:val="0"/>
+          <w:sz w:val="22"/>
+        </w:rPr>
+        <w:t>Most current MVP sponsors are paying for logo exposure — corner posts, ring mats, broadcast bugs. Same deal, three years running, same flat fee. The platform turns that flat fee into a measured asset — and a justification for renewal at 2–3x.</w:t>
+      </w:r>
+    </w:p>
+    <w:p>
+      <w:r>
+        <w:rPr>
+          <w:b w:val="0"/>
+          <w:i/>
+          <w:sz w:val="22"/>
+        </w:rPr>
+        <w:t>The renewal pitch: "Last year you paid $X for impressions. This year, same dollar buys impressions PLUS a sweepstakes activation, an audience file in your demo, and a measurable dwell-time report. Or for 2x, you own the activation outright."</w:t>
+      </w:r>
+    </w:p>
+    <w:p>
+      <w:r>
+        <w:rPr>
+          <w:b/>
+          <w:i w:val="0"/>
+          <w:sz w:val="22"/>
+        </w:rPr>
+        <w:t>How we extract more:</w:t>
+      </w:r>
+    </w:p>
+    <w:p>
+      <w:pPr>
+        <w:pStyle w:val="ListBullet"/>
+      </w:pPr>
+      <w:r/>
+      <w:r>
+        <w:rPr>
+          <w:b/>
+          <w:sz w:val="22"/>
+        </w:rPr>
+        <w:t>Audit current deals</w:t>
+      </w:r>
+      <w:r>
+        <w:rPr>
+          <w:sz w:val="22"/>
+        </w:rPr>
+        <w:t xml:space="preserve"> — pull every existing sponsor and tag what they currently get vs. what they could get</w:t>
+      </w:r>
+    </w:p>
+    <w:p>
+      <w:pPr>
+        <w:pStyle w:val="ListBullet"/>
+      </w:pPr>
+      <w:r/>
+      <w:r>
+        <w:rPr>
+          <w:b/>
+          <w:sz w:val="22"/>
+        </w:rPr>
+        <w:t>Activation upsell</w:t>
+      </w:r>
+      <w:r>
+        <w:rPr>
+          <w:sz w:val="22"/>
+        </w:rPr>
+        <w:t xml:space="preserve"> — offer current sponsors first right of refusal on Club MVP activations before going to market</w:t>
+      </w:r>
+    </w:p>
+    <w:p>
+      <w:pPr>
+        <w:pStyle w:val="ListBullet"/>
+      </w:pPr>
+      <w:r/>
+      <w:r>
+        <w:rPr>
+          <w:b/>
+          <w:sz w:val="22"/>
+        </w:rPr>
+        <w:t>ROI proof retroactively</w:t>
+      </w:r>
+      <w:r>
+        <w:rPr>
+          <w:sz w:val="22"/>
+        </w:rPr>
+        <w:t xml:space="preserve"> — even on existing deals, retro-fit Dropt reporting so they renew with confidence</w:t>
+      </w:r>
+    </w:p>
+    <w:p>
+      <w:pPr>
+        <w:pStyle w:val="ListBullet"/>
+      </w:pPr>
+      <w:r/>
+      <w:r>
+        <w:rPr>
+          <w:b/>
+          <w:sz w:val="22"/>
+        </w:rPr>
+        <w:t>Tier ladder</w:t>
+      </w:r>
+      <w:r>
+        <w:rPr>
+          <w:sz w:val="22"/>
+        </w:rPr>
+        <w:t xml:space="preserve"> — Logo → Logo + activation → Category exclusive. Move every sponsor up one rung.</w:t>
+      </w:r>
+    </w:p>
+    <w:p>
+      <w:r>
+        <w:rPr>
+          <w:b/>
+          <w:i w:val="0"/>
+          <w:color w:val="D4AF37"/>
+          <w:sz w:val="22"/>
+        </w:rPr>
+        <w:t>Expected lift on renewal: +30–100% on existing sponsor revenue with zero new logos to chase — just better-priced renewals.</w:t>
+      </w:r>
+    </w:p>
+    <w:p>
+      <w:pPr>
+        <w:jc w:val="center"/>
+      </w:pPr>
+      <w:r>
+        <w:rPr>
+          <w:b/>
+          <w:i w:val="0"/>
+          <w:sz w:val="24"/>
+        </w:rPr>
+        <w:t>Combined math: 1–2 new sweepstakes sponsors per fight ($300K–$1M) PLUS uplift on 4–6 existing renewals (+$500K–$2M/year). Day-one impact, no platform-side risk.</w:t>
+      </w:r>
+    </w:p>
+    <w:p>
+      <w:r>
+        <w:br w:type="page"/>
+      </w:r>
+    </w:p>
+    <w:p>
+      <w:r>
+        <w:rPr>
+          <w:b/>
+          <w:color w:val="141414"/>
+          <w:sz w:val="40"/>
+        </w:rPr>
+        <w:t>03  What Dropt actually captures</w:t>
+      </w:r>
+    </w:p>
+    <w:p>
+      <w:r>
+        <w:rPr>
+          <w:b w:val="0"/>
+          <w:i w:val="0"/>
+          <w:sz w:val="22"/>
+        </w:rPr>
+        <w:t>This isn't theoretical. Below is the exact view sponsors see — pulled from Dropt today. Every sweepstakes entry gets fingerprinted into sellable segments, demographics, and psychographics. This is the proof slide in every sponsor pitch.</w:t>
+      </w:r>
+    </w:p>
+    <w:p>
+      <w:r>
+        <w:rPr>
+          <w:b/>
+          <w:color w:val="E11D2E"/>
+          <w:sz w:val="30"/>
+        </w:rPr>
+        <w:t>Sellable Audience Segments</w:t>
+      </w:r>
+    </w:p>
+    <w:tbl>
+      <w:tblPr>
+        <w:tblW w:type="auto" w:w="0"/>
+        <w:tblLook w:firstColumn="1" w:firstRow="1" w:lastColumn="0" w:lastRow="0" w:noHBand="0" w:noVBand="1" w:val="04A0"/>
+      </w:tblPr>
+      <w:tblGrid>
+        <w:gridCol w:w="3408"/>
+        <w:gridCol w:w="3408"/>
+        <w:gridCol w:w="3408"/>
+      </w:tblGrid>
+      <w:tr>
+        <w:tc>
+          <w:tcPr>
+            <w:tcW w:type="dxa" w:w="3408"/>
+            <w:shd w:val="clear" w:color="auto" w:fill="0F172A"/>
+          </w:tcPr>
+          <w:p>
+            <w:r>
+              <w:rPr>
+                <w:b/>
+                <w:color w:val="FFFFFF"/>
+                <w:sz w:val="20"/>
+              </w:rPr>
+              <w:t>Segment</w:t>
+            </w:r>
+          </w:p>
+        </w:tc>
+        <w:tc>
+          <w:tcPr>
+            <w:tcW w:type="dxa" w:w="3408"/>
+            <w:shd w:val="clear" w:color="auto" w:fill="0F172A"/>
+          </w:tcPr>
+          <w:p>
+            <w:r>
+              <w:rPr>
+                <w:b/>
+                <w:color w:val="FFFFFF"/>
+                <w:sz w:val="20"/>
+              </w:rPr>
+              <w:t>Share</w:t>
+            </w:r>
+          </w:p>
+        </w:tc>
+        <w:tc>
+          <w:tcPr>
+            <w:tcW w:type="dxa" w:w="3408"/>
+            <w:shd w:val="clear" w:color="auto" w:fill="0F172A"/>
+          </w:tcPr>
+          <w:p>
+            <w:r>
+              <w:rPr>
+                <w:b/>
+                <w:color w:val="FFFFFF"/>
+                <w:sz w:val="20"/>
+              </w:rPr>
+              <w:t>What it unlocks</w:t>
+            </w:r>
+          </w:p>
+        </w:tc>
+      </w:tr>
+      <w:tr>
+        <w:tc>
+          <w:tcPr>
+            <w:tcW w:type="dxa" w:w="3408"/>
+          </w:tcPr>
+          <w:p>
+            <w:r>
+              <w:rPr>
+                <w:sz w:val="20"/>
+              </w:rPr>
+              <w:t>The Weekly Player — engages every week, social by nature</w:t>
+            </w:r>
+          </w:p>
+        </w:tc>
+        <w:tc>
+          <w:tcPr>
+            <w:tcW w:type="dxa" w:w="3408"/>
+          </w:tcPr>
+          <w:p>
+            <w:r>
+              <w:rPr>
+                <w:b/>
+                <w:color w:val="E11D2E"/>
+                <w:sz w:val="20"/>
+              </w:rPr>
+              <w:t>53%</w:t>
+            </w:r>
+          </w:p>
+        </w:tc>
+        <w:tc>
+          <w:tcPr>
+            <w:tcW w:type="dxa" w:w="3408"/>
+          </w:tcPr>
+          <w:p>
+            <w:r>
+              <w:rPr>
+                <w:sz w:val="20"/>
+              </w:rPr>
+              <w:t>Sportsbooks: DraftKings, FanDuel, BetMGM</w:t>
+            </w:r>
+          </w:p>
+        </w:tc>
+      </w:tr>
+      <w:tr>
+        <w:tc>
+          <w:tcPr>
+            <w:tcW w:type="dxa" w:w="3408"/>
+          </w:tcPr>
+          <w:p>
+            <w:r>
+              <w:rPr>
+                <w:sz w:val="20"/>
+              </w:rPr>
+              <w:t>The High-Frequency Flyer — 5+ international flights/year</w:t>
+            </w:r>
+          </w:p>
+        </w:tc>
+        <w:tc>
+          <w:tcPr>
+            <w:tcW w:type="dxa" w:w="3408"/>
+          </w:tcPr>
+          <w:p>
+            <w:r>
+              <w:rPr>
+                <w:b/>
+                <w:color w:val="E11D2E"/>
+                <w:sz w:val="20"/>
+              </w:rPr>
+              <w:t>12%</w:t>
+            </w:r>
+          </w:p>
+        </w:tc>
+        <w:tc>
+          <w:tcPr>
+            <w:tcW w:type="dxa" w:w="3408"/>
+          </w:tcPr>
+          <w:p>
+            <w:r>
+              <w:rPr>
+                <w:sz w:val="20"/>
+              </w:rPr>
+              <w:t>Premium travel: Marriott, Delta, AmEx Plat</w:t>
+            </w:r>
+          </w:p>
+        </w:tc>
+      </w:tr>
+      <w:tr>
+        <w:tc>
+          <w:tcPr>
+            <w:tcW w:type="dxa" w:w="3408"/>
+          </w:tcPr>
+          <w:p>
+            <w:r>
+              <w:rPr>
+                <w:sz w:val="20"/>
+              </w:rPr>
+              <w:t>The Watch Collector — buys a watch annually+</w:t>
+            </w:r>
+          </w:p>
+        </w:tc>
+        <w:tc>
+          <w:tcPr>
+            <w:tcW w:type="dxa" w:w="3408"/>
+          </w:tcPr>
+          <w:p>
+            <w:r>
+              <w:rPr>
+                <w:b/>
+                <w:color w:val="E11D2E"/>
+                <w:sz w:val="20"/>
+              </w:rPr>
+              <w:t>19%</w:t>
+            </w:r>
+          </w:p>
+        </w:tc>
+        <w:tc>
+          <w:tcPr>
+            <w:tcW w:type="dxa" w:w="3408"/>
+          </w:tcPr>
+          <w:p>
+            <w:r>
+              <w:rPr>
+                <w:sz w:val="20"/>
+              </w:rPr>
+              <w:t>Luxury watches: Hublot, TAG Heuer, Breitling</w:t>
+            </w:r>
+          </w:p>
+        </w:tc>
+      </w:tr>
+      <w:tr>
+        <w:tc>
+          <w:tcPr>
+            <w:tcW w:type="dxa" w:w="3408"/>
+          </w:tcPr>
+          <w:p>
+            <w:r>
+              <w:rPr>
+                <w:sz w:val="20"/>
+              </w:rPr>
+              <w:t>The Conscious Consumer — prioritizes healthy options</w:t>
+            </w:r>
+          </w:p>
+        </w:tc>
+        <w:tc>
+          <w:tcPr>
+            <w:tcW w:type="dxa" w:w="3408"/>
+          </w:tcPr>
+          <w:p>
+            <w:r>
+              <w:rPr>
+                <w:b/>
+                <w:color w:val="E11D2E"/>
+                <w:sz w:val="20"/>
+              </w:rPr>
+              <w:t>41%</w:t>
+            </w:r>
+          </w:p>
+        </w:tc>
+        <w:tc>
+          <w:tcPr>
+            <w:tcW w:type="dxa" w:w="3408"/>
+          </w:tcPr>
+          <w:p>
+            <w:r>
+              <w:rPr>
+                <w:sz w:val="20"/>
+              </w:rPr>
+              <w:t>Wellness: LMNT, Liquid IV, Celsius</w:t>
+            </w:r>
+          </w:p>
+        </w:tc>
+      </w:tr>
+    </w:tbl>
+    <w:p/>
+    <w:p>
+      <w:r>
+        <w:rPr>
+          <w:b/>
+          <w:color w:val="E11D2E"/>
+          <w:sz w:val="30"/>
+        </w:rPr>
+        <w:t>Age Distribution</w:t>
+      </w:r>
+    </w:p>
+    <w:p>
+      <w:r>
+        <w:rPr>
+          <w:b/>
+          <w:i w:val="0"/>
+          <w:sz w:val="24"/>
+        </w:rPr>
+        <w:t>80.5% of audience is under 45 — prime spending years with high customer lifetime value.</w:t>
+      </w:r>
+    </w:p>
+    <w:p>
+      <w:pPr>
+        <w:pStyle w:val="ListBullet"/>
+      </w:pPr>
+      <w:r>
+        <w:rPr>
+          <w:sz w:val="22"/>
+        </w:rPr>
+        <w:t>18–24: 36.9% (Next Gen / Trendsetters)</w:t>
+      </w:r>
+    </w:p>
+    <w:p>
+      <w:pPr>
+        <w:pStyle w:val="ListBullet"/>
+      </w:pPr>
+      <w:r>
+        <w:rPr>
+          <w:sz w:val="22"/>
+        </w:rPr>
+        <w:t>25–34: 25.4% (Young Professionals)</w:t>
+      </w:r>
+    </w:p>
+    <w:p>
+      <w:pPr>
+        <w:pStyle w:val="ListBullet"/>
+      </w:pPr>
+      <w:r>
+        <w:rPr>
+          <w:sz w:val="22"/>
+        </w:rPr>
+        <w:t>35–44: 18.2% (Peak Earners)</w:t>
+      </w:r>
+    </w:p>
+    <w:p>
+      <w:pPr>
+        <w:pStyle w:val="ListBullet"/>
+      </w:pPr>
+      <w:r>
+        <w:rPr>
+          <w:sz w:val="22"/>
+        </w:rPr>
+        <w:t>45+: 19.5% (Established)</w:t>
+      </w:r>
+    </w:p>
+    <w:p>
+      <w:r>
+        <w:rPr>
+          <w:b/>
+          <w:color w:val="E11D2E"/>
+          <w:sz w:val="30"/>
+        </w:rPr>
+        <w:t>Psychographics — The Conscious Performer</w:t>
+      </w:r>
+    </w:p>
+    <w:p>
+      <w:pPr>
+        <w:pStyle w:val="ListBullet"/>
+      </w:pPr>
+      <w:r>
+        <w:rPr>
+          <w:sz w:val="22"/>
+        </w:rPr>
+        <w:t>55.2% choose water for hydration vs 25.8% energy drinks</w:t>
+      </w:r>
+    </w:p>
+    <w:p>
+      <w:pPr>
+        <w:pStyle w:val="ListBullet"/>
+      </w:pPr>
+      <w:r>
+        <w:rPr>
+          <w:sz w:val="22"/>
+        </w:rPr>
+        <w:t>41.3% prioritize healthy eating</w:t>
+      </w:r>
+    </w:p>
+    <w:p>
+      <w:pPr>
+        <w:pStyle w:val="ListBullet"/>
+      </w:pPr>
+      <w:r>
+        <w:rPr>
+          <w:sz w:val="22"/>
+        </w:rPr>
+        <w:t>53% maintain an active lifestyle (weekly training)</w:t>
+      </w:r>
+    </w:p>
+    <w:p>
+      <w:r>
+        <w:rPr>
+          <w:b w:val="0"/>
+          <w:i/>
+          <w:sz w:val="22"/>
+        </w:rPr>
+        <w:t>Unique insight: This is NOT a stereotypical "beer &amp; hot dog" combat-sports crowd. They're health-conscious performers who value hydration and clean fuel — making them a perfect fit for wellness brands, electrolytes (LMNT, Liquid IV), and premium activewear.</w:t>
+      </w:r>
+    </w:p>
+    <w:p>
+      <w:r>
+        <w:rPr>
+          <w:b w:val="0"/>
+          <w:i/>
+          <w:color w:val="6B7280"/>
+          <w:sz w:val="20"/>
+        </w:rPr>
+        <w:t>Live capture from Dropt. As MVP audience scales, the same dashboard surfaces MVP-specific segments — e.g., The Walkout Watcher, The Live Bettor, The Fight-Week Spender — each tied to a specific sponsor category.</w:t>
+      </w:r>
+    </w:p>
+    <w:p>
+      <w:r>
+        <w:br w:type="page"/>
+      </w:r>
+    </w:p>
+    <w:p>
+      <w:r>
+        <w:rPr>
+          <w:b/>
+          <w:color w:val="141414"/>
+          <w:sz w:val="40"/>
+        </w:rPr>
+        <w:t>04  How it works — the fan flow</w:t>
       </w:r>
     </w:p>
     <w:p>
@@ -1249,7 +1939,7 @@
           <w:color w:val="141414"/>
           <w:sz w:val="40"/>
         </w:rPr>
-        <w:t>03  What MVP does vs. what Club MVP handles</w:t>
+        <w:t>05  What MVP does vs. what Club MVP handles</w:t>
       </w:r>
     </w:p>
     <w:p>
@@ -1425,7 +2115,17 @@
           <w:color w:val="141414"/>
           <w:sz w:val="40"/>
         </w:rPr>
-        <w:t>04  Three revenue engines</w:t>
+        <w:t>06  The other revenue engines</w:t>
+      </w:r>
+    </w:p>
+    <w:p>
+      <w:r>
+        <w:rPr>
+          <w:b w:val="0"/>
+          <w:i w:val="0"/>
+          <w:sz w:val="22"/>
+        </w:rPr>
+        <w:t>Sponsorship leads (Section 02). Two more revenue lines open the moment Club MVP captures its first 50K fans.</w:t>
       </w:r>
     </w:p>
     <w:tbl>
@@ -1434,56 +2134,13 @@
         <w:tblLook w:firstColumn="1" w:firstRow="1" w:lastColumn="0" w:lastRow="0" w:noHBand="0" w:noVBand="1" w:val="04A0"/>
       </w:tblPr>
       <w:tblGrid>
-        <w:gridCol w:w="3408"/>
-        <w:gridCol w:w="3408"/>
-        <w:gridCol w:w="3408"/>
+        <w:gridCol w:w="5112"/>
+        <w:gridCol w:w="5112"/>
       </w:tblGrid>
       <w:tr>
         <w:tc>
           <w:tcPr>
-            <w:tcW w:type="dxa" w:w="3408"/>
-            <w:shd w:val="clear" w:color="auto" w:fill="FAFAF9"/>
-            <w:vAlign w:val="top"/>
-          </w:tcPr>
-          <w:p>
-            <w:r>
-              <w:rPr>
-                <w:b/>
-              </w:rPr>
-              <w:t>Sponsorship reinvented</w:t>
-            </w:r>
-          </w:p>
-          <w:p>
-            <w:r>
-              <w:rPr>
-                <w:sz w:val="20"/>
-              </w:rPr>
-              <w:t>Sell moments + audiences, not logos. "Pick the Round, Presented by Monster." Sponsor gets the activation plus the audience file.</w:t>
-            </w:r>
-          </w:p>
-          <w:p>
-            <w:r>
-              <w:rPr>
-                <w:b/>
-                <w:color w:val="E11D2E"/>
-                <w:sz w:val="40"/>
-              </w:rPr>
-              <w:t>5–10x</w:t>
-            </w:r>
-          </w:p>
-          <w:p>
-            <w:r>
-              <w:rPr>
-                <w:color w:val="6B7280"/>
-                <w:sz w:val="18"/>
-              </w:rPr>
-              <w:t>CPM lift vs. broadcast</w:t>
-            </w:r>
-          </w:p>
-        </w:tc>
-        <w:tc>
-          <w:tcPr>
-            <w:tcW w:type="dxa" w:w="3408"/>
+            <w:tcW w:type="dxa" w:w="5112"/>
             <w:shd w:val="clear" w:color="auto" w:fill="FAFAF9"/>
             <w:vAlign w:val="top"/>
           </w:tcPr>
@@ -1525,7 +2182,7 @@
         </w:tc>
         <w:tc>
           <w:tcPr>
-            <w:tcW w:type="dxa" w:w="3408"/>
+            <w:tcW w:type="dxa" w:w="5112"/>
             <w:shd w:val="clear" w:color="auto" w:fill="FAFAF9"/>
             <w:vAlign w:val="top"/>
           </w:tcPr>
@@ -1542,7 +2199,7 @@
               <w:rPr>
                 <w:sz w:val="20"/>
               </w:rPr>
-              <w:t>VIP/loyalty memberships, premium sweepstakes, sponsor newsletter inventory, affiliate ticketing splits. The list keeps paying.</w:t>
+              <w:t>VIP/loyalty memberships, premium sweepstakes, sponsor newsletter inventory, affiliate ticketing splits. The list keeps paying between fights.</w:t>
             </w:r>
           </w:p>
           <w:p>
@@ -1575,218 +2232,7 @@
           <w:color w:val="141414"/>
           <w:sz w:val="40"/>
         </w:rPr>
-        <w:t>05  Sponsor packages</w:t>
-      </w:r>
-    </w:p>
-    <w:p>
-      <w:r>
-        <w:rPr>
-          <w:b w:val="0"/>
-          <w:i w:val="0"/>
-          <w:sz w:val="22"/>
-        </w:rPr>
-        <w:t>Three tiers, all with audience hand-off and a Dropt performance report.</w:t>
-      </w:r>
-    </w:p>
-    <w:tbl>
-      <w:tblPr>
-        <w:tblW w:type="auto" w:w="0"/>
-        <w:tblLook w:firstColumn="1" w:firstRow="1" w:lastColumn="0" w:lastRow="0" w:noHBand="0" w:noVBand="1" w:val="04A0"/>
-      </w:tblPr>
-      <w:tblGrid>
-        <w:gridCol w:w="3408"/>
-        <w:gridCol w:w="3408"/>
-        <w:gridCol w:w="3408"/>
-      </w:tblGrid>
-      <w:tr>
-        <w:tc>
-          <w:tcPr>
-            <w:tcW w:type="dxa" w:w="3408"/>
-            <w:shd w:val="clear" w:color="auto" w:fill="1F1F1F"/>
-          </w:tcPr>
-          <w:p>
-            <w:r>
-              <w:rPr>
-                <w:b/>
-                <w:color w:val="FFFFFF"/>
-                <w:sz w:val="20"/>
-              </w:rPr>
-              <w:t>Package</w:t>
-            </w:r>
-          </w:p>
-        </w:tc>
-        <w:tc>
-          <w:tcPr>
-            <w:tcW w:type="dxa" w:w="3408"/>
-            <w:shd w:val="clear" w:color="auto" w:fill="1F1F1F"/>
-          </w:tcPr>
-          <w:p>
-            <w:r>
-              <w:rPr>
-                <w:b/>
-                <w:color w:val="FFFFFF"/>
-                <w:sz w:val="20"/>
-              </w:rPr>
-              <w:t>Scope</w:t>
-            </w:r>
-          </w:p>
-        </w:tc>
-        <w:tc>
-          <w:tcPr>
-            <w:tcW w:type="dxa" w:w="3408"/>
-            <w:shd w:val="clear" w:color="auto" w:fill="1F1F1F"/>
-          </w:tcPr>
-          <w:p>
-            <w:r>
-              <w:rPr>
-                <w:b/>
-                <w:color w:val="FFFFFF"/>
-                <w:sz w:val="20"/>
-              </w:rPr>
-              <w:t>Investment</w:t>
-            </w:r>
-          </w:p>
-        </w:tc>
-      </w:tr>
-      <w:tr>
-        <w:tc>
-          <w:tcPr>
-            <w:tcW w:type="dxa" w:w="3408"/>
-          </w:tcPr>
-          <w:p>
-            <w:r>
-              <w:rPr>
-                <w:sz w:val="20"/>
-              </w:rPr>
-              <w:t>Presenting Sponsor — single activation</w:t>
-            </w:r>
-          </w:p>
-        </w:tc>
-        <w:tc>
-          <w:tcPr>
-            <w:tcW w:type="dxa" w:w="3408"/>
-          </w:tcPr>
-          <w:p>
-            <w:r>
-              <w:rPr>
-                <w:sz w:val="20"/>
-              </w:rPr>
-              <w:t>~75–125K engaged actions, audience hand-off, performance report</w:t>
-            </w:r>
-          </w:p>
-        </w:tc>
-        <w:tc>
-          <w:tcPr>
-            <w:tcW w:type="dxa" w:w="3408"/>
-          </w:tcPr>
-          <w:p>
-            <w:r>
-              <w:rPr>
-                <w:b/>
-                <w:color w:val="E11D2E"/>
-                <w:sz w:val="20"/>
-              </w:rPr>
-              <w:t>$150K–$250K</w:t>
-            </w:r>
-          </w:p>
-        </w:tc>
-      </w:tr>
-      <w:tr>
-        <w:tc>
-          <w:tcPr>
-            <w:tcW w:type="dxa" w:w="3408"/>
-          </w:tcPr>
-          <w:p>
-            <w:r>
-              <w:rPr>
-                <w:sz w:val="20"/>
-              </w:rPr>
-              <w:t>Fight-Week Partner — three activations</w:t>
-            </w:r>
-          </w:p>
-        </w:tc>
-        <w:tc>
-          <w:tcPr>
-            <w:tcW w:type="dxa" w:w="3408"/>
-          </w:tcPr>
-          <w:p>
-            <w:r>
-              <w:rPr>
-                <w:sz w:val="20"/>
-              </w:rPr>
-              <w:t>~300K actions, branded leaderboard, push co-branding</w:t>
-            </w:r>
-          </w:p>
-        </w:tc>
-        <w:tc>
-          <w:tcPr>
-            <w:tcW w:type="dxa" w:w="3408"/>
-          </w:tcPr>
-          <w:p>
-            <w:r>
-              <w:rPr>
-                <w:b/>
-                <w:color w:val="E11D2E"/>
-                <w:sz w:val="20"/>
-              </w:rPr>
-              <w:t>$500K–$750K</w:t>
-            </w:r>
-          </w:p>
-        </w:tc>
-      </w:tr>
-      <w:tr>
-        <w:tc>
-          <w:tcPr>
-            <w:tcW w:type="dxa" w:w="3408"/>
-          </w:tcPr>
-          <w:p>
-            <w:r>
-              <w:rPr>
-                <w:sz w:val="20"/>
-              </w:rPr>
-              <w:t>Season Category Exclusive — full year</w:t>
-            </w:r>
-          </w:p>
-        </w:tc>
-        <w:tc>
-          <w:tcPr>
-            <w:tcW w:type="dxa" w:w="3408"/>
-          </w:tcPr>
-          <w:p>
-            <w:r>
-              <w:rPr>
-                <w:sz w:val="20"/>
-              </w:rPr>
-              <w:t>Category lockout, every event, quarterly audience refresh</w:t>
-            </w:r>
-          </w:p>
-        </w:tc>
-        <w:tc>
-          <w:tcPr>
-            <w:tcW w:type="dxa" w:w="3408"/>
-          </w:tcPr>
-          <w:p>
-            <w:r>
-              <w:rPr>
-                <w:b/>
-                <w:color w:val="E11D2E"/>
-                <w:sz w:val="20"/>
-              </w:rPr>
-              <w:t>$1.5M–$3M</w:t>
-            </w:r>
-          </w:p>
-        </w:tc>
-      </w:tr>
-    </w:tbl>
-    <w:p/>
-    <w:p>
-      <w:r>
-        <w:rPr>
-          <w:b/>
-          <w:color w:val="141414"/>
-          <w:sz w:val="40"/>
-        </w:rPr>
-        <w:t>06  The CMO operating model</w:t>
+        <w:t>07  The CMO operating model</w:t>
       </w:r>
     </w:p>
     <w:p>
@@ -1847,7 +2293,7 @@
           <w:color w:val="141414"/>
           <w:sz w:val="40"/>
         </w:rPr>
-        <w:t>07  The 14-day pilot</w:t>
+        <w:t>08  The 14-day pilot</w:t>
       </w:r>
     </w:p>
     <w:p>

--- a/mvp-strategy/07-ryan-walkthrough.docx
+++ b/mvp-strategy/07-ryan-walkthrough.docx
@@ -12,24 +12,24 @@
           <w:color w:val="E11D2E"/>
           <w:sz w:val="18"/>
         </w:rPr>
-        <w:t>CLUB MVP — STRATEGY BRIEF FOR RYAN RECHTEN, MVP PARTNERSHIPS</w:t>
+        <w:t>CLUB MVP — HOW IT DRIVES FIGHT PROMOTION — BRIEF FOR RYAN RECHTEN</w:t>
       </w:r>
     </w:p>
     <w:p>
       <w:r>
         <w:rPr>
           <w:b/>
-          <w:sz w:val="52"/>
+          <w:sz w:val="44"/>
         </w:rPr>
-        <w:t xml:space="preserve">Stop renting fans from Instagram. </w:t>
+        <w:t xml:space="preserve">From a TikTok ad to a captured fan to a paying customer — </w:t>
       </w:r>
       <w:r>
         <w:rPr>
           <w:b/>
           <w:color w:val="E11D2E"/>
-          <w:sz w:val="52"/>
+          <w:sz w:val="44"/>
         </w:rPr>
-        <w:t>Start owning them.</w:t>
+        <w:t>on the site MVP already owns.</w:t>
       </w:r>
     </w:p>
     <w:p>
@@ -40,18 +40,7 @@
           <w:color w:val="6B7280"/>
           <w:sz w:val="24"/>
         </w:rPr>
-        <w:t>A walkthrough of exactly what happens for the fan, what MVP captures, and how it turns into sponsor revenue, ticket sales, and a year-round audience asset.</w:t>
-      </w:r>
-    </w:p>
-    <w:p>
-      <w:r>
-        <w:rPr>
-          <w:b w:val="0"/>
-          <w:i/>
-          <w:color w:val="D4AF37"/>
-          <w:sz w:val="22"/>
-        </w:rPr>
-        <w:t>Club MVP — the logged-in fan layer on top of mostvaluablepromotions.com. Not a new destination. The same site, with a door for fans to walk through.</w:t>
+        <w:t>Sweepstakes capture fans at the top of the funnel. Engagement keeps them in. Sponsorship and direct sales monetize at the bottom. The whole thing runs as a layer on mostvaluablepromotions.com — not a new app, not a new site.</w:t>
       </w:r>
     </w:p>
     <w:p/>
@@ -62,7 +51,7 @@
           <w:color w:val="141414"/>
           <w:sz w:val="40"/>
         </w:rPr>
-        <w:t>00  How Club MVP fits the existing site</w:t>
+        <w:t>00  The simple idea</w:t>
       </w:r>
     </w:p>
     <w:p>
@@ -72,7 +61,7 @@
           <w:i w:val="0"/>
           <w:sz w:val="22"/>
         </w:rPr>
-        <w:t>Today, mostvaluablepromotions.com is a brochure: news, fights, fighters, a shop. Visitors come, read, leave anonymous. Club MVP adds a single button — "Join Club MVP" — that converts that traffic into a logged-in fan with an account, a profile, an entry count, and a direct line back to MVP.</w:t>
+        <w:t>Club MVP is a logged-in layer on top of the website MVP already owns. Same domain. Same brand. Same fights. New capability: capture a fan, keep them engaged, turn them into a paying customer — for sponsors and for MVP directly.</w:t>
       </w:r>
     </w:p>
     <w:tbl>
@@ -98,7 +87,7 @@
                 <w:b/>
                 <w:sz w:val="24"/>
               </w:rPr>
-              <w:t>mostvaluablepromotions.com today</w:t>
+              <w:t>Today — the brochure site</w:t>
             </w:r>
           </w:p>
           <w:p>
@@ -109,7 +98,7 @@
               <w:rPr>
                 <w:sz w:val="20"/>
               </w:rPr>
-              <w:t>News &amp; fight announcements</w:t>
+              <w:t>News, fights, fighters, shop</w:t>
             </w:r>
           </w:p>
           <w:p>
@@ -120,7 +109,7 @@
               <w:rPr>
                 <w:sz w:val="20"/>
               </w:rPr>
-              <w:t>Fighter roster pages</w:t>
+              <w:t>Visitors come, read, leave anonymous</w:t>
             </w:r>
           </w:p>
           <w:p>
@@ -131,29 +120,7 @@
               <w:rPr>
                 <w:sz w:val="20"/>
               </w:rPr>
-              <w:t>Press releases</w:t>
-            </w:r>
-          </w:p>
-          <w:p>
-            <w:pPr>
-              <w:pStyle w:val="ListBullet"/>
-            </w:pPr>
-            <w:r>
-              <w:rPr>
-                <w:sz w:val="20"/>
-              </w:rPr>
-              <w:t>Merch / shop</w:t>
-            </w:r>
-          </w:p>
-          <w:p>
-            <w:pPr>
-              <w:pStyle w:val="ListBullet"/>
-            </w:pPr>
-            <w:r>
-              <w:rPr>
-                <w:sz w:val="20"/>
-              </w:rPr>
-              <w:t>Anonymous traffic out</w:t>
+              <w:t>MVP has no idea who they were</w:t>
             </w:r>
           </w:p>
         </w:tc>
@@ -169,7 +136,7 @@
                 <w:b/>
                 <w:sz w:val="24"/>
               </w:rPr>
-              <w:t>+ Club MVP layer</w:t>
+              <w:t>+ One button: "Join Club MVP"</w:t>
             </w:r>
           </w:p>
           <w:p>
@@ -180,7 +147,7 @@
               <w:rPr>
                 <w:sz w:val="20"/>
               </w:rPr>
-              <w:t>"Join Club MVP" button in nav</w:t>
+              <w:t>Same site, plus a logged-in fan layer</w:t>
             </w:r>
           </w:p>
           <w:p>
@@ -191,7 +158,7 @@
               <w:rPr>
                 <w:sz w:val="20"/>
               </w:rPr>
-              <w:t>Member account + profile</w:t>
+              <w:t>MVP knows who came and what they did</w:t>
             </w:r>
           </w:p>
           <w:p>
@@ -202,202 +169,7 @@
               <w:rPr>
                 <w:sz w:val="20"/>
               </w:rPr>
-              <w:t>Sweepstakes hub</w:t>
-            </w:r>
-          </w:p>
-          <w:p>
-            <w:pPr>
-              <w:pStyle w:val="ListBullet"/>
-            </w:pPr>
-            <w:r>
-              <w:rPr>
-                <w:sz w:val="20"/>
-              </w:rPr>
-              <w:t>Predictions, polls, live scorecards</w:t>
-            </w:r>
-          </w:p>
-          <w:p>
-            <w:pPr>
-              <w:pStyle w:val="ListBullet"/>
-            </w:pPr>
-            <w:r>
-              <w:rPr>
-                <w:sz w:val="20"/>
-              </w:rPr>
-              <w:t>Named fans in — data captured</w:t>
-            </w:r>
-          </w:p>
-        </w:tc>
-      </w:tr>
-    </w:tbl>
-    <w:p/>
-    <w:p>
-      <w:pPr>
-        <w:jc w:val="center"/>
-      </w:pPr>
-      <w:r>
-        <w:rPr>
-          <w:b w:val="0"/>
-          <w:i/>
-          <w:color w:val="6B7280"/>
-          <w:sz w:val="20"/>
-        </w:rPr>
-        <w:t>Same domain. Same brand. Same fights. New layer.</w:t>
-      </w:r>
-    </w:p>
-    <w:p>
-      <w:r>
-        <w:br w:type="page"/>
-      </w:r>
-    </w:p>
-    <w:p>
-      <w:r>
-        <w:rPr>
-          <w:b/>
-          <w:color w:val="141414"/>
-          <w:sz w:val="40"/>
-        </w:rPr>
-        <w:t>01  The setup</w:t>
-      </w:r>
-    </w:p>
-    <w:p>
-      <w:r>
-        <w:rPr>
-          <w:b w:val="0"/>
-          <w:i w:val="0"/>
-          <w:sz w:val="22"/>
-        </w:rPr>
-        <w:t>Combat sports already generates massive attention. The problem is the relationship is owned by Instagram, YouTube, broadcasters, ticketing companies, and sportsbooks — not by MVP. A sweepstakes-driven fan platform changes that. MVP starts owning the fan account, the engagement data, the purchase behavior, the sponsor interactions, and the direct communication channel.</w:t>
-      </w:r>
-    </w:p>
-    <w:tbl>
-      <w:tblPr>
-        <w:tblW w:type="auto" w:w="0"/>
-        <w:tblLayout w:type="autofit"/>
-        <w:tblLook w:firstColumn="1" w:firstRow="1" w:lastColumn="0" w:lastRow="0" w:noHBand="0" w:noVBand="1" w:val="04A0"/>
-      </w:tblPr>
-      <w:tblGrid>
-        <w:gridCol w:w="5112"/>
-        <w:gridCol w:w="5112"/>
-      </w:tblGrid>
-      <w:tr>
-        <w:tc>
-          <w:tcPr>
-            <w:tcW w:type="dxa" w:w="5112"/>
-            <w:shd w:val="clear" w:color="auto" w:fill="F3F4F6"/>
-            <w:vAlign w:val="top"/>
-          </w:tcPr>
-          <w:p>
-            <w:r>
-              <w:rPr>
-                <w:b/>
-                <w:sz w:val="24"/>
-              </w:rPr>
-              <w:t>Today — rented attention</w:t>
-            </w:r>
-          </w:p>
-          <w:p>
-            <w:pPr>
-              <w:pStyle w:val="ListBullet"/>
-            </w:pPr>
-            <w:r>
-              <w:rPr>
-                <w:sz w:val="20"/>
-              </w:rPr>
-              <w:t>Anonymous viewers</w:t>
-            </w:r>
-          </w:p>
-          <w:p>
-            <w:pPr>
-              <w:pStyle w:val="ListBullet"/>
-            </w:pPr>
-            <w:r>
-              <w:rPr>
-                <w:sz w:val="20"/>
-              </w:rPr>
-              <w:t>Re-acquired at full cost every fight</w:t>
-            </w:r>
-          </w:p>
-          <w:p>
-            <w:pPr>
-              <w:pStyle w:val="ListBullet"/>
-            </w:pPr>
-            <w:r>
-              <w:rPr>
-                <w:sz w:val="20"/>
-              </w:rPr>
-              <w:t>Sponsors buy logos and hope</w:t>
-            </w:r>
-          </w:p>
-          <w:p>
-            <w:pPr>
-              <w:pStyle w:val="ListBullet"/>
-            </w:pPr>
-            <w:r>
-              <w:rPr>
-                <w:sz w:val="20"/>
-              </w:rPr>
-              <w:t>No CRM, no retargeting, no compounding</w:t>
-            </w:r>
-          </w:p>
-        </w:tc>
-        <w:tc>
-          <w:tcPr>
-            <w:tcW w:type="dxa" w:w="5112"/>
-            <w:shd w:val="clear" w:color="auto" w:fill="FEE2E4"/>
-            <w:vAlign w:val="top"/>
-          </w:tcPr>
-          <w:p>
-            <w:r>
-              <w:rPr>
-                <w:b/>
-                <w:sz w:val="24"/>
-              </w:rPr>
-              <w:t>With Club MVP — owned audience</w:t>
-            </w:r>
-          </w:p>
-          <w:p>
-            <w:pPr>
-              <w:pStyle w:val="ListBullet"/>
-            </w:pPr>
-            <w:r>
-              <w:rPr>
-                <w:sz w:val="20"/>
-              </w:rPr>
-              <w:t>Named, opted-in fans logged in</w:t>
-            </w:r>
-          </w:p>
-          <w:p>
-            <w:pPr>
-              <w:pStyle w:val="ListBullet"/>
-            </w:pPr>
-            <w:r>
-              <w:rPr>
-                <w:sz w:val="20"/>
-              </w:rPr>
-              <w:t>Free promotional channel for the next fight</w:t>
-            </w:r>
-          </w:p>
-          <w:p>
-            <w:pPr>
-              <w:pStyle w:val="ListBullet"/>
-            </w:pPr>
-            <w:r>
-              <w:rPr>
-                <w:sz w:val="20"/>
-              </w:rPr>
-              <w:t>Sponsors buy audiences, not impressions</w:t>
-            </w:r>
-          </w:p>
-          <w:p>
-            <w:pPr>
-              <w:pStyle w:val="ListBullet"/>
-            </w:pPr>
-            <w:r>
-              <w:rPr>
-                <w:sz w:val="20"/>
-              </w:rPr>
-              <w:t>Every event grows the asset</w:t>
+              <w:t>Free re-engagement channel forever</w:t>
             </w:r>
           </w:p>
         </w:tc>
@@ -416,7 +188,7 @@
           <w:color w:val="141414"/>
           <w:sz w:val="40"/>
         </w:rPr>
-        <w:t>02  Sponsorship — two ways to print money on day one</w:t>
+        <w:t>01  The funnel — one page</w:t>
       </w:r>
     </w:p>
     <w:p>
@@ -426,310 +198,7 @@
           <w:i w:val="0"/>
           <w:sz w:val="22"/>
         </w:rPr>
-        <w:t>This is where the platform pays for itself before a fan ever logs in. Two parallel revenue prongs — both can run from week one.</w:t>
-      </w:r>
-    </w:p>
-    <w:p>
-      <w:r>
-        <w:rPr>
-          <w:b/>
-          <w:color w:val="E11D2E"/>
-          <w:sz w:val="30"/>
-        </w:rPr>
-        <w:t>Prong 1 — Sell sweepstakes sponsorship (NEW INVENTORY)</w:t>
-      </w:r>
-    </w:p>
-    <w:p>
-      <w:r>
-        <w:rPr>
-          <w:b w:val="0"/>
-          <w:i w:val="0"/>
-          <w:sz w:val="22"/>
-        </w:rPr>
-        <w:t>Sweepstakes are the easiest piece of inventory in the deck. Brands already have a sweepstakes line in their marketing budget. They know how the format works. They've bought it from broadcasters, sportsbooks, and creators for years. Now they buy it from MVP — with the audience file attached.</w:t>
-      </w:r>
-    </w:p>
-    <w:p>
-      <w:r>
-        <w:rPr>
-          <w:b w:val="0"/>
-          <w:i/>
-          <w:sz w:val="22"/>
-        </w:rPr>
-        <w:t>Why this clears procurement fast: sweepstakes sponsorship maps to an existing approval template at every CPG, sportsbook, and beverage. No new vendor category. No new legal review. Just a "Presented by" placement and a dataset at the end.</w:t>
-      </w:r>
-    </w:p>
-    <w:p>
-      <w:r>
-        <w:rPr>
-          <w:b/>
-          <w:i w:val="0"/>
-          <w:sz w:val="22"/>
-        </w:rPr>
-        <w:t>What we sell:</w:t>
-      </w:r>
-    </w:p>
-    <w:p>
-      <w:pPr>
-        <w:pStyle w:val="ListBullet"/>
-      </w:pPr>
-      <w:r/>
-      <w:r>
-        <w:rPr>
-          <w:b/>
-          <w:sz w:val="22"/>
-        </w:rPr>
-        <w:t>Title sweepstakes</w:t>
-      </w:r>
-      <w:r>
-        <w:rPr>
-          <w:sz w:val="22"/>
-        </w:rPr>
-        <w:t xml:space="preserve"> — "Win VIP fight night, presented by [Brand]"</w:t>
-      </w:r>
-    </w:p>
-    <w:p>
-      <w:pPr>
-        <w:pStyle w:val="ListBullet"/>
-      </w:pPr>
-      <w:r/>
-      <w:r>
-        <w:rPr>
-          <w:b/>
-          <w:sz w:val="22"/>
-        </w:rPr>
-        <w:t>Bonus-entry mechanics</w:t>
-      </w:r>
-      <w:r>
-        <w:rPr>
-          <w:sz w:val="22"/>
-        </w:rPr>
-        <w:t xml:space="preserve"> — "Watch [Brand]'s 30-sec clip for +5 entries" → measurable dwell time</w:t>
-      </w:r>
-    </w:p>
-    <w:p>
-      <w:pPr>
-        <w:pStyle w:val="ListBullet"/>
-      </w:pPr>
-      <w:r/>
-      <w:r>
-        <w:rPr>
-          <w:b/>
-          <w:sz w:val="22"/>
-        </w:rPr>
-        <w:t>Branded prize tiers</w:t>
-      </w:r>
-      <w:r>
-        <w:rPr>
-          <w:sz w:val="22"/>
-        </w:rPr>
-        <w:t xml:space="preserve"> — sponsor-supplied prizes (year of Celsius, $5K travel credit)</w:t>
-      </w:r>
-    </w:p>
-    <w:p>
-      <w:pPr>
-        <w:pStyle w:val="ListBullet"/>
-      </w:pPr>
-      <w:r/>
-      <w:r>
-        <w:rPr>
-          <w:b/>
-          <w:sz w:val="22"/>
-        </w:rPr>
-        <w:t>Audience hand-off</w:t>
-      </w:r>
-      <w:r>
-        <w:rPr>
-          <w:sz w:val="22"/>
-        </w:rPr>
-        <w:t xml:space="preserve"> — opt-in entrants delivered to sponsor CRM post-fight</w:t>
-      </w:r>
-    </w:p>
-    <w:p>
-      <w:r>
-        <w:rPr>
-          <w:b/>
-          <w:i w:val="0"/>
-          <w:color w:val="E11D2E"/>
-          <w:sz w:val="22"/>
-        </w:rPr>
-        <w:t>Pricing: $150K–$250K presenting · $500K–$750K fight-week · $1.5M–$3M season exclusive.</w:t>
-      </w:r>
-    </w:p>
-    <w:p/>
-    <w:p>
-      <w:r>
-        <w:rPr>
-          <w:b/>
-          <w:color w:val="D4AF37"/>
-          <w:sz w:val="30"/>
-        </w:rPr>
-        <w:t>Prong 2 — Upgrade existing sponsor deals (EXTRACT CURRENT VALUE)</w:t>
-      </w:r>
-    </w:p>
-    <w:p>
-      <w:r>
-        <w:rPr>
-          <w:b w:val="0"/>
-          <w:i w:val="0"/>
-          <w:sz w:val="22"/>
-        </w:rPr>
-        <w:t>Most current MVP sponsors are paying for logo exposure — corner posts, ring mats, broadcast bugs. Same deal, three years running, same flat fee. The platform turns that flat fee into a measured asset — and a justification for renewal at 2–3x.</w:t>
-      </w:r>
-    </w:p>
-    <w:p>
-      <w:r>
-        <w:rPr>
-          <w:b w:val="0"/>
-          <w:i/>
-          <w:sz w:val="22"/>
-        </w:rPr>
-        <w:t>The renewal pitch: "Last year you paid $X for impressions. This year, same dollar buys impressions PLUS a sweepstakes activation, an audience file in your demo, and a measurable dwell-time report. Or for 2x, you own the activation outright."</w:t>
-      </w:r>
-    </w:p>
-    <w:p>
-      <w:r>
-        <w:rPr>
-          <w:b/>
-          <w:i w:val="0"/>
-          <w:sz w:val="22"/>
-        </w:rPr>
-        <w:t>How we extract more:</w:t>
-      </w:r>
-    </w:p>
-    <w:p>
-      <w:pPr>
-        <w:pStyle w:val="ListBullet"/>
-      </w:pPr>
-      <w:r/>
-      <w:r>
-        <w:rPr>
-          <w:b/>
-          <w:sz w:val="22"/>
-        </w:rPr>
-        <w:t>Audit current deals</w:t>
-      </w:r>
-      <w:r>
-        <w:rPr>
-          <w:sz w:val="22"/>
-        </w:rPr>
-        <w:t xml:space="preserve"> — pull every existing sponsor and tag what they currently get vs. what they could get</w:t>
-      </w:r>
-    </w:p>
-    <w:p>
-      <w:pPr>
-        <w:pStyle w:val="ListBullet"/>
-      </w:pPr>
-      <w:r/>
-      <w:r>
-        <w:rPr>
-          <w:b/>
-          <w:sz w:val="22"/>
-        </w:rPr>
-        <w:t>Activation upsell</w:t>
-      </w:r>
-      <w:r>
-        <w:rPr>
-          <w:sz w:val="22"/>
-        </w:rPr>
-        <w:t xml:space="preserve"> — offer current sponsors first right of refusal on Club MVP activations before going to market</w:t>
-      </w:r>
-    </w:p>
-    <w:p>
-      <w:pPr>
-        <w:pStyle w:val="ListBullet"/>
-      </w:pPr>
-      <w:r/>
-      <w:r>
-        <w:rPr>
-          <w:b/>
-          <w:sz w:val="22"/>
-        </w:rPr>
-        <w:t>ROI proof retroactively</w:t>
-      </w:r>
-      <w:r>
-        <w:rPr>
-          <w:sz w:val="22"/>
-        </w:rPr>
-        <w:t xml:space="preserve"> — even on existing deals, retro-fit Dropt reporting so they renew with confidence</w:t>
-      </w:r>
-    </w:p>
-    <w:p>
-      <w:pPr>
-        <w:pStyle w:val="ListBullet"/>
-      </w:pPr>
-      <w:r/>
-      <w:r>
-        <w:rPr>
-          <w:b/>
-          <w:sz w:val="22"/>
-        </w:rPr>
-        <w:t>Tier ladder</w:t>
-      </w:r>
-      <w:r>
-        <w:rPr>
-          <w:sz w:val="22"/>
-        </w:rPr>
-        <w:t xml:space="preserve"> — Logo → Logo + activation → Category exclusive. Move every sponsor up one rung.</w:t>
-      </w:r>
-    </w:p>
-    <w:p>
-      <w:r>
-        <w:rPr>
-          <w:b/>
-          <w:i w:val="0"/>
-          <w:color w:val="D4AF37"/>
-          <w:sz w:val="22"/>
-        </w:rPr>
-        <w:t>Expected lift on renewal: +30–100% on existing sponsor revenue with zero new logos to chase — just better-priced renewals.</w:t>
-      </w:r>
-    </w:p>
-    <w:p>
-      <w:pPr>
-        <w:jc w:val="center"/>
-      </w:pPr>
-      <w:r>
-        <w:rPr>
-          <w:b/>
-          <w:i w:val="0"/>
-          <w:sz w:val="24"/>
-        </w:rPr>
-        <w:t>Combined math: 1–2 new sweepstakes sponsors per fight ($300K–$1M) PLUS uplift on 4–6 existing renewals (+$500K–$2M/year). Day-one impact, no platform-side risk.</w:t>
-      </w:r>
-    </w:p>
-    <w:p>
-      <w:r>
-        <w:br w:type="page"/>
-      </w:r>
-    </w:p>
-    <w:p>
-      <w:r>
-        <w:rPr>
-          <w:b/>
-          <w:color w:val="141414"/>
-          <w:sz w:val="40"/>
-        </w:rPr>
-        <w:t>03  What Dropt actually captures</w:t>
-      </w:r>
-    </w:p>
-    <w:p>
-      <w:r>
-        <w:rPr>
-          <w:b w:val="0"/>
-          <w:i w:val="0"/>
-          <w:sz w:val="22"/>
-        </w:rPr>
-        <w:t>This isn't theoretical. Below is the exact view sponsors see — pulled from Dropt today. Every sweepstakes entry gets fingerprinted into sellable segments, demographics, and psychographics. This is the proof slide in every sponsor pitch.</w:t>
-      </w:r>
-    </w:p>
-    <w:p>
-      <w:r>
-        <w:rPr>
-          <w:b/>
-          <w:color w:val="E11D2E"/>
-          <w:sz w:val="30"/>
-        </w:rPr>
-        <w:t>Sellable Audience Segments</w:t>
+        <w:t>Three stages. Top captures attention. Middle keeps it. Bottom monetizes it.</w:t>
       </w:r>
     </w:p>
     <w:tbl>
@@ -746,48 +215,44 @@
         <w:tc>
           <w:tcPr>
             <w:tcW w:type="dxa" w:w="3408"/>
-            <w:shd w:val="clear" w:color="auto" w:fill="0F172A"/>
+            <w:shd w:val="clear" w:color="auto" w:fill="EFF6FF"/>
           </w:tcPr>
           <w:p>
             <w:r>
               <w:rPr>
                 <w:b/>
-                <w:color w:val="FFFFFF"/>
                 <w:sz w:val="20"/>
               </w:rPr>
-              <w:t>Segment</w:t>
+              <w:t>TOP — CAPTURE</w:t>
             </w:r>
           </w:p>
         </w:tc>
         <w:tc>
           <w:tcPr>
             <w:tcW w:type="dxa" w:w="3408"/>
-            <w:shd w:val="clear" w:color="auto" w:fill="0F172A"/>
+            <w:shd w:val="clear" w:color="auto" w:fill="EFF6FF"/>
           </w:tcPr>
           <w:p>
             <w:r>
               <w:rPr>
                 <w:b/>
-                <w:color w:val="FFFFFF"/>
-                <w:sz w:val="20"/>
+                <w:sz w:val="22"/>
               </w:rPr>
-              <w:t>Share</w:t>
+              <w:t>Sweepstakes capture fans from social</w:t>
             </w:r>
           </w:p>
         </w:tc>
         <w:tc>
           <w:tcPr>
             <w:tcW w:type="dxa" w:w="3408"/>
-            <w:shd w:val="clear" w:color="auto" w:fill="0F172A"/>
+            <w:shd w:val="clear" w:color="auto" w:fill="EFF6FF"/>
           </w:tcPr>
           <w:p>
             <w:r>
               <w:rPr>
-                <w:b/>
-                <w:color w:val="FFFFFF"/>
                 <w:sz w:val="20"/>
               </w:rPr>
-              <w:t>What it unlocks</w:t>
+              <w:t>TikTok / Instagram / YouTube → "Win VIP fight experience" → Join Club MVP</w:t>
             </w:r>
           </w:p>
         </w:tc>
@@ -796,41 +261,44 @@
         <w:tc>
           <w:tcPr>
             <w:tcW w:type="dxa" w:w="3408"/>
+            <w:shd w:val="clear" w:color="auto" w:fill="FEF3C7"/>
+          </w:tcPr>
+          <w:p>
+            <w:r>
+              <w:rPr>
+                <w:b/>
+                <w:sz w:val="20"/>
+              </w:rPr>
+              <w:t>MIDDLE — ENGAGE</w:t>
+            </w:r>
+          </w:p>
+        </w:tc>
+        <w:tc>
+          <w:tcPr>
+            <w:tcW w:type="dxa" w:w="3408"/>
+            <w:shd w:val="clear" w:color="auto" w:fill="FEF3C7"/>
+          </w:tcPr>
+          <w:p>
+            <w:r>
+              <w:rPr>
+                <w:b/>
+                <w:sz w:val="22"/>
+              </w:rPr>
+              <w:t>Predictions, polls, live scorecards earn entries</w:t>
+            </w:r>
+          </w:p>
+        </w:tc>
+        <w:tc>
+          <w:tcPr>
+            <w:tcW w:type="dxa" w:w="3408"/>
+            <w:shd w:val="clear" w:color="auto" w:fill="FEF3C7"/>
           </w:tcPr>
           <w:p>
             <w:r>
               <w:rPr>
                 <w:sz w:val="20"/>
               </w:rPr>
-              <w:t>The Weekly Player — engages every week, social by nature</w:t>
-            </w:r>
-          </w:p>
-        </w:tc>
-        <w:tc>
-          <w:tcPr>
-            <w:tcW w:type="dxa" w:w="3408"/>
-          </w:tcPr>
-          <w:p>
-            <w:r>
-              <w:rPr>
-                <w:b/>
-                <w:color w:val="E11D2E"/>
-                <w:sz w:val="20"/>
-              </w:rPr>
-              <w:t>53%</w:t>
-            </w:r>
-          </w:p>
-        </w:tc>
-        <w:tc>
-          <w:tcPr>
-            <w:tcW w:type="dxa" w:w="3408"/>
-          </w:tcPr>
-          <w:p>
-            <w:r>
-              <w:rPr>
-                <w:sz w:val="20"/>
-              </w:rPr>
-              <w:t>Sportsbooks: DraftKings, FanDuel, BetMGM</w:t>
+              <w:t>Every action = more entries · behavioral data · sponsor dwell measured</w:t>
             </w:r>
           </w:p>
         </w:tc>
@@ -839,261 +307,50 @@
         <w:tc>
           <w:tcPr>
             <w:tcW w:type="dxa" w:w="3408"/>
+            <w:shd w:val="clear" w:color="auto" w:fill="DCFCE7"/>
+          </w:tcPr>
+          <w:p>
+            <w:r>
+              <w:rPr>
+                <w:b/>
+                <w:sz w:val="20"/>
+              </w:rPr>
+              <w:t>BOTTOM — MONETIZE</w:t>
+            </w:r>
+          </w:p>
+        </w:tc>
+        <w:tc>
+          <w:tcPr>
+            <w:tcW w:type="dxa" w:w="3408"/>
+            <w:shd w:val="clear" w:color="auto" w:fill="DCFCE7"/>
+          </w:tcPr>
+          <w:p>
+            <w:r>
+              <w:rPr>
+                <w:b/>
+                <w:sz w:val="22"/>
+              </w:rPr>
+              <w:t>Sponsors pay for the audience · MVP sells PPV, tickets, merch</w:t>
+            </w:r>
+          </w:p>
+        </w:tc>
+        <w:tc>
+          <w:tcPr>
+            <w:tcW w:type="dxa" w:w="3408"/>
+            <w:shd w:val="clear" w:color="auto" w:fill="DCFCE7"/>
           </w:tcPr>
           <w:p>
             <w:r>
               <w:rPr>
                 <w:sz w:val="20"/>
               </w:rPr>
-              <w:t>The High-Frequency Flyer — 5+ international flights/year</w:t>
-            </w:r>
-          </w:p>
-        </w:tc>
-        <w:tc>
-          <w:tcPr>
-            <w:tcW w:type="dxa" w:w="3408"/>
-          </w:tcPr>
-          <w:p>
-            <w:r>
-              <w:rPr>
-                <w:b/>
-                <w:color w:val="E11D2E"/>
-                <w:sz w:val="20"/>
-              </w:rPr>
-              <w:t>12%</w:t>
-            </w:r>
-          </w:p>
-        </w:tc>
-        <w:tc>
-          <w:tcPr>
-            <w:tcW w:type="dxa" w:w="3408"/>
-          </w:tcPr>
-          <w:p>
-            <w:r>
-              <w:rPr>
-                <w:sz w:val="20"/>
-              </w:rPr>
-              <w:t>Premium travel: Marriott, Delta, AmEx Plat</w:t>
-            </w:r>
-          </w:p>
-        </w:tc>
-      </w:tr>
-      <w:tr>
-        <w:tc>
-          <w:tcPr>
-            <w:tcW w:type="dxa" w:w="3408"/>
-          </w:tcPr>
-          <w:p>
-            <w:r>
-              <w:rPr>
-                <w:sz w:val="20"/>
-              </w:rPr>
-              <w:t>The Watch Collector — buys a watch annually+</w:t>
-            </w:r>
-          </w:p>
-        </w:tc>
-        <w:tc>
-          <w:tcPr>
-            <w:tcW w:type="dxa" w:w="3408"/>
-          </w:tcPr>
-          <w:p>
-            <w:r>
-              <w:rPr>
-                <w:b/>
-                <w:color w:val="E11D2E"/>
-                <w:sz w:val="20"/>
-              </w:rPr>
-              <w:t>19%</w:t>
-            </w:r>
-          </w:p>
-        </w:tc>
-        <w:tc>
-          <w:tcPr>
-            <w:tcW w:type="dxa" w:w="3408"/>
-          </w:tcPr>
-          <w:p>
-            <w:r>
-              <w:rPr>
-                <w:sz w:val="20"/>
-              </w:rPr>
-              <w:t>Luxury watches: Hublot, TAG Heuer, Breitling</w:t>
-            </w:r>
-          </w:p>
-        </w:tc>
-      </w:tr>
-      <w:tr>
-        <w:tc>
-          <w:tcPr>
-            <w:tcW w:type="dxa" w:w="3408"/>
-          </w:tcPr>
-          <w:p>
-            <w:r>
-              <w:rPr>
-                <w:sz w:val="20"/>
-              </w:rPr>
-              <w:t>The Conscious Consumer — prioritizes healthy options</w:t>
-            </w:r>
-          </w:p>
-        </w:tc>
-        <w:tc>
-          <w:tcPr>
-            <w:tcW w:type="dxa" w:w="3408"/>
-          </w:tcPr>
-          <w:p>
-            <w:r>
-              <w:rPr>
-                <w:b/>
-                <w:color w:val="E11D2E"/>
-                <w:sz w:val="20"/>
-              </w:rPr>
-              <w:t>41%</w:t>
-            </w:r>
-          </w:p>
-        </w:tc>
-        <w:tc>
-          <w:tcPr>
-            <w:tcW w:type="dxa" w:w="3408"/>
-          </w:tcPr>
-          <w:p>
-            <w:r>
-              <w:rPr>
-                <w:sz w:val="20"/>
-              </w:rPr>
-              <w:t>Wellness: LMNT, Liquid IV, Celsius</w:t>
+              <w:t>Sweepstakes inventory + extract current sponsor value + direct fan revenue</w:t>
             </w:r>
           </w:p>
         </w:tc>
       </w:tr>
     </w:tbl>
     <w:p/>
-    <w:p>
-      <w:r>
-        <w:rPr>
-          <w:b/>
-          <w:color w:val="E11D2E"/>
-          <w:sz w:val="30"/>
-        </w:rPr>
-        <w:t>Age Distribution</w:t>
-      </w:r>
-    </w:p>
-    <w:p>
-      <w:r>
-        <w:rPr>
-          <w:b/>
-          <w:i w:val="0"/>
-          <w:sz w:val="24"/>
-        </w:rPr>
-        <w:t>80.5% of audience is under 45 — prime spending years with high customer lifetime value.</w:t>
-      </w:r>
-    </w:p>
-    <w:p>
-      <w:pPr>
-        <w:pStyle w:val="ListBullet"/>
-      </w:pPr>
-      <w:r>
-        <w:rPr>
-          <w:sz w:val="22"/>
-        </w:rPr>
-        <w:t>18–24: 36.9% (Next Gen / Trendsetters)</w:t>
-      </w:r>
-    </w:p>
-    <w:p>
-      <w:pPr>
-        <w:pStyle w:val="ListBullet"/>
-      </w:pPr>
-      <w:r>
-        <w:rPr>
-          <w:sz w:val="22"/>
-        </w:rPr>
-        <w:t>25–34: 25.4% (Young Professionals)</w:t>
-      </w:r>
-    </w:p>
-    <w:p>
-      <w:pPr>
-        <w:pStyle w:val="ListBullet"/>
-      </w:pPr>
-      <w:r>
-        <w:rPr>
-          <w:sz w:val="22"/>
-        </w:rPr>
-        <w:t>35–44: 18.2% (Peak Earners)</w:t>
-      </w:r>
-    </w:p>
-    <w:p>
-      <w:pPr>
-        <w:pStyle w:val="ListBullet"/>
-      </w:pPr>
-      <w:r>
-        <w:rPr>
-          <w:sz w:val="22"/>
-        </w:rPr>
-        <w:t>45+: 19.5% (Established)</w:t>
-      </w:r>
-    </w:p>
-    <w:p>
-      <w:r>
-        <w:rPr>
-          <w:b/>
-          <w:color w:val="E11D2E"/>
-          <w:sz w:val="30"/>
-        </w:rPr>
-        <w:t>Psychographics — The Conscious Performer</w:t>
-      </w:r>
-    </w:p>
-    <w:p>
-      <w:pPr>
-        <w:pStyle w:val="ListBullet"/>
-      </w:pPr>
-      <w:r>
-        <w:rPr>
-          <w:sz w:val="22"/>
-        </w:rPr>
-        <w:t>55.2% choose water for hydration vs 25.8% energy drinks</w:t>
-      </w:r>
-    </w:p>
-    <w:p>
-      <w:pPr>
-        <w:pStyle w:val="ListBullet"/>
-      </w:pPr>
-      <w:r>
-        <w:rPr>
-          <w:sz w:val="22"/>
-        </w:rPr>
-        <w:t>41.3% prioritize healthy eating</w:t>
-      </w:r>
-    </w:p>
-    <w:p>
-      <w:pPr>
-        <w:pStyle w:val="ListBullet"/>
-      </w:pPr>
-      <w:r>
-        <w:rPr>
-          <w:sz w:val="22"/>
-        </w:rPr>
-        <w:t>53% maintain an active lifestyle (weekly training)</w:t>
-      </w:r>
-    </w:p>
-    <w:p>
-      <w:r>
-        <w:rPr>
-          <w:b w:val="0"/>
-          <w:i/>
-          <w:sz w:val="22"/>
-        </w:rPr>
-        <w:t>Unique insight: This is NOT a stereotypical "beer &amp; hot dog" combat-sports crowd. They're health-conscious performers who value hydration and clean fuel — making them a perfect fit for wellness brands, electrolytes (LMNT, Liquid IV), and premium activewear.</w:t>
-      </w:r>
-    </w:p>
-    <w:p>
-      <w:r>
-        <w:rPr>
-          <w:b w:val="0"/>
-          <w:i/>
-          <w:color w:val="6B7280"/>
-          <w:sz w:val="20"/>
-        </w:rPr>
-        <w:t>Live capture from Dropt. As MVP audience scales, the same dashboard surfaces MVP-specific segments — e.g., The Walkout Watcher, The Live Bettor, The Fight-Week Spender — each tied to a specific sponsor category.</w:t>
-      </w:r>
-    </w:p>
     <w:p>
       <w:r>
         <w:br w:type="page"/>
@@ -1103,10 +360,10 @@
       <w:r>
         <w:rPr>
           <w:b/>
-          <w:color w:val="141414"/>
+          <w:color w:val="38BDF8"/>
           <w:sz w:val="40"/>
         </w:rPr>
-        <w:t>04  How it works — the fan flow</w:t>
+        <w:t>02  How fans enter — TOP OF FUNNEL</w:t>
       </w:r>
     </w:p>
     <w:p>
@@ -1116,7 +373,7 @@
           <w:i w:val="0"/>
           <w:sz w:val="22"/>
         </w:rPr>
-        <w:t>Five steps. The hook is prizes. The mechanism is fight-week interactions. The output for MVP is data.</w:t>
+        <w:t>Sweepstakes is the hook. Social is the channel. Mostvaluablepromotions.com is the destination. Account creation is the conversion. Four steps. Less than 60 seconds.</w:t>
       </w:r>
     </w:p>
     <w:p>
@@ -1126,10 +383,10 @@
       <w:r>
         <w:rPr>
           <w:b/>
-          <w:color w:val="E11D2E"/>
+          <w:color w:val="38BDF8"/>
           <w:sz w:val="18"/>
         </w:rPr>
-        <w:t>STEP 1</w:t>
+        <w:t>DISCOVERY — ON SOCIAL</w:t>
       </w:r>
     </w:p>
     <w:p>
@@ -1139,13 +396,88 @@
           <w:color w:val="141414"/>
           <w:sz w:val="30"/>
         </w:rPr>
-        <w:t>Sweepstakes drop — "Win a VIP fight experience"</w:t>
+        <w:t>1. Fan sees the sweepstakes on TikTok / Instagram / YouTube</w:t>
+      </w:r>
+    </w:p>
+    <w:p>
+      <w:r>
+        <w:rPr>
+          <w:b w:val="0"/>
+          <w:i w:val="0"/>
+          <w:sz w:val="22"/>
+        </w:rPr>
+        <w:t>Fighter selfies + paid media drive traffic. The hook is a real, big prize: "Win ringside seats + walkout access at the next MVP fight." Every social impression now has a chance to convert into a captured fan — not just a view.</w:t>
+      </w:r>
+    </w:p>
+    <w:p>
+      <w:pPr>
+        <w:spacing w:after="40"/>
+      </w:pPr>
+      <w:r>
+        <w:rPr>
+          <w:b/>
+          <w:color w:val="38BDF8"/>
+          <w:sz w:val="18"/>
+        </w:rPr>
+        <w:t>LAND — ON MOSTVALUABLEPROMOTIONS.COM</w:t>
+      </w:r>
+    </w:p>
+    <w:p>
+      <w:r>
+        <w:rPr>
+          <w:b/>
+          <w:color w:val="141414"/>
+          <w:sz w:val="30"/>
+        </w:rPr>
+        <w:t>2. Fan lands on the site they already know</w:t>
+      </w:r>
+    </w:p>
+    <w:p>
+      <w:r>
+        <w:rPr>
+          <w:b w:val="0"/>
+          <w:i w:val="0"/>
+          <w:sz w:val="22"/>
+        </w:rPr>
+        <w:t>The destination isn't a random microsite. It's mostvaluablepromotions.com — the brand fans already trust. The "Join Club MVP" button is right there in the nav. Zero friction.</w:t>
+      </w:r>
+    </w:p>
+    <w:p>
+      <w:pPr>
+        <w:spacing w:after="40"/>
+      </w:pPr>
+      <w:r>
+        <w:rPr>
+          <w:b/>
+          <w:color w:val="38BDF8"/>
+          <w:sz w:val="18"/>
+        </w:rPr>
+        <w:t>CONVERT — ACCOUNT CREATION</w:t>
+      </w:r>
+    </w:p>
+    <w:p>
+      <w:r>
+        <w:rPr>
+          <w:b/>
+          <w:color w:val="141414"/>
+          <w:sz w:val="30"/>
+        </w:rPr>
+        <w:t>3. Fan creates a Club MVP account — the data capture moment</w:t>
+      </w:r>
+    </w:p>
+    <w:p>
+      <w:r>
+        <w:rPr>
+          <w:b w:val="0"/>
+          <w:i w:val="0"/>
+          <w:sz w:val="22"/>
+        </w:rPr>
+        <w:t>One screen. Three fields. One tap. Email, phone (SMS opt-in), favorite fighter. The fan thinks they're entering a sweepstakes — which they are. MVP just got a verified, opted-in record.</w:t>
       </w:r>
     </w:p>
     <w:tbl>
       <w:tblPr>
         <w:tblW w:type="auto" w:w="0"/>
-        <w:tblLayout w:type="autofit"/>
         <w:tblLook w:firstColumn="1" w:firstRow="1" w:lastColumn="0" w:lastRow="0" w:noHBand="0" w:noVBand="1" w:val="04A0"/>
       </w:tblPr>
       <w:tblGrid>
@@ -1156,17 +488,17 @@
         <w:tc>
           <w:tcPr>
             <w:tcW w:type="dxa" w:w="5112"/>
-            <w:shd w:val="clear" w:color="auto" w:fill="F8FAFC"/>
+            <w:shd w:val="clear" w:color="auto" w:fill="EFF6FF"/>
             <w:vAlign w:val="top"/>
           </w:tcPr>
           <w:p>
             <w:r>
               <w:rPr>
                 <w:b/>
-                <w:color w:val="E11D2E"/>
+                <w:color w:val="38BDF8"/>
                 <w:sz w:val="18"/>
               </w:rPr>
-              <w:t>WHAT THE FAN SEES</w:t>
+              <w:t>WHAT THE FAN DOES/SEES</w:t>
             </w:r>
           </w:p>
           <w:p>
@@ -1174,7 +506,23 @@
               <w:rPr>
                 <w:sz w:val="20"/>
               </w:rPr>
-              <w:t>Fight-week ad on TikTok / Instagram drives to a landing page on mostvaluablepromotions.com with a real prize: ringside seats, signed gloves, backstage access, walkout with the fighter.</w:t>
+              <w:t>• Sees: "Almost in. One step."</w:t>
+            </w:r>
+          </w:p>
+          <w:p>
+            <w:r>
+              <w:rPr>
+                <w:sz w:val="20"/>
+              </w:rPr>
+              <w:t>• Enters email + phone + favorite fighter</w:t>
+            </w:r>
+          </w:p>
+          <w:p>
+            <w:r>
+              <w:rPr>
+                <w:sz w:val="20"/>
+              </w:rPr>
+              <w:t>• Taps JOIN CLUB MVP</w:t>
             </w:r>
           </w:p>
         </w:tc>
@@ -1188,171 +536,10 @@
             <w:r>
               <w:rPr>
                 <w:b/>
-                <w:color w:val="D4AF37"/>
+                <w:color w:val="F59E0B"/>
                 <w:sz w:val="18"/>
               </w:rPr>
               <w:t>WHAT MVP CAPTURES</w:t>
-            </w:r>
-          </w:p>
-          <w:p>
-            <w:r>
-              <w:rPr>
-                <w:b/>
-                <w:sz w:val="22"/>
-              </w:rPr>
-              <w:t>Acquisition event</w:t>
-            </w:r>
-          </w:p>
-          <w:p>
-            <w:r>
-              <w:rPr>
-                <w:color w:val="6B7280"/>
-                <w:sz w:val="20"/>
-              </w:rPr>
-              <w:t xml:space="preserve">Source channel: </w:t>
-            </w:r>
-            <w:r>
-              <w:rPr>
-                <w:b/>
-                <w:sz w:val="20"/>
-              </w:rPr>
-              <w:t>tiktok / creator-A</w:t>
-            </w:r>
-          </w:p>
-          <w:p>
-            <w:r>
-              <w:rPr>
-                <w:color w:val="6B7280"/>
-                <w:sz w:val="20"/>
-              </w:rPr>
-              <w:t xml:space="preserve">Landing page CTR: </w:t>
-            </w:r>
-            <w:r>
-              <w:rPr>
-                <w:b/>
-                <w:sz w:val="20"/>
-              </w:rPr>
-              <w:t>14.2%</w:t>
-            </w:r>
-          </w:p>
-          <w:p>
-            <w:r>
-              <w:rPr>
-                <w:color w:val="6B7280"/>
-                <w:sz w:val="20"/>
-              </w:rPr>
-              <w:t xml:space="preserve">Cost per click: </w:t>
-            </w:r>
-            <w:r>
-              <w:rPr>
-                <w:b/>
-                <w:sz w:val="20"/>
-              </w:rPr>
-              <w:t>$0.18</w:t>
-            </w:r>
-          </w:p>
-          <w:p>
-            <w:r>
-              <w:rPr>
-                <w:color w:val="6B7280"/>
-                <w:sz w:val="20"/>
-              </w:rPr>
-              <w:t xml:space="preserve">UTM tag: </w:t>
-            </w:r>
-            <w:r>
-              <w:rPr>
-                <w:b/>
-                <w:sz w:val="20"/>
-              </w:rPr>
-              <w:t>utm_xyz_fight7</w:t>
-            </w:r>
-          </w:p>
-        </w:tc>
-      </w:tr>
-    </w:tbl>
-    <w:p/>
-    <w:p>
-      <w:pPr>
-        <w:spacing w:after="40"/>
-      </w:pPr>
-      <w:r>
-        <w:rPr>
-          <w:b/>
-          <w:color w:val="E11D2E"/>
-          <w:sz w:val="18"/>
-        </w:rPr>
-        <w:t>STEP 2</w:t>
-      </w:r>
-    </w:p>
-    <w:p>
-      <w:r>
-        <w:rPr>
-          <w:b/>
-          <w:color w:val="141414"/>
-          <w:sz w:val="30"/>
-        </w:rPr>
-        <w:t>Account creation — the data capture moment</w:t>
-      </w:r>
-    </w:p>
-    <w:tbl>
-      <w:tblPr>
-        <w:tblW w:type="auto" w:w="0"/>
-        <w:tblLayout w:type="autofit"/>
-        <w:tblLook w:firstColumn="1" w:firstRow="1" w:lastColumn="0" w:lastRow="0" w:noHBand="0" w:noVBand="1" w:val="04A0"/>
-      </w:tblPr>
-      <w:tblGrid>
-        <w:gridCol w:w="5112"/>
-        <w:gridCol w:w="5112"/>
-      </w:tblGrid>
-      <w:tr>
-        <w:tc>
-          <w:tcPr>
-            <w:tcW w:type="dxa" w:w="5112"/>
-            <w:shd w:val="clear" w:color="auto" w:fill="F8FAFC"/>
-            <w:vAlign w:val="top"/>
-          </w:tcPr>
-          <w:p>
-            <w:r>
-              <w:rPr>
-                <w:b/>
-                <w:color w:val="E11D2E"/>
-                <w:sz w:val="18"/>
-              </w:rPr>
-              <w:t>WHAT THE FAN SEES</w:t>
-            </w:r>
-          </w:p>
-          <w:p>
-            <w:r>
-              <w:rPr>
-                <w:sz w:val="20"/>
-              </w:rPr>
-              <w:t>Fan creates a Club MVP account to enter. Email, phone (for SMS opt-in), favorite fighter, location. Frictionless — one screen, three fields, one tap.</w:t>
-            </w:r>
-          </w:p>
-        </w:tc>
-        <w:tc>
-          <w:tcPr>
-            <w:tcW w:type="dxa" w:w="5112"/>
-            <w:shd w:val="clear" w:color="auto" w:fill="FEF3C7"/>
-            <w:vAlign w:val="top"/>
-          </w:tcPr>
-          <w:p>
-            <w:r>
-              <w:rPr>
-                <w:b/>
-                <w:color w:val="D4AF37"/>
-                <w:sz w:val="18"/>
-              </w:rPr>
-              <w:t>WHAT MVP CAPTURES</w:t>
-            </w:r>
-          </w:p>
-          <w:p>
-            <w:r>
-              <w:rPr>
-                <w:b/>
-                <w:sz w:val="22"/>
-              </w:rPr>
-              <w:t>New first-party record</w:t>
             </w:r>
           </w:p>
           <w:p>
@@ -1416,7 +603,23 @@
                 <w:b/>
                 <w:sz w:val="20"/>
               </w:rPr>
-              <w:t>M, 24, Phoenix AZ</w:t>
+              <w:t>M, 24, Phoenix</w:t>
+            </w:r>
+          </w:p>
+          <w:p>
+            <w:r>
+              <w:rPr>
+                <w:color w:val="6B7280"/>
+                <w:sz w:val="20"/>
+              </w:rPr>
+              <w:t xml:space="preserve">Source channel: </w:t>
+            </w:r>
+            <w:r>
+              <w:rPr>
+                <w:b/>
+                <w:sz w:val="20"/>
+              </w:rPr>
+              <w:t>tiktok / creator-A</w:t>
             </w:r>
           </w:p>
           <w:p>
@@ -1446,10 +649,10 @@
       <w:r>
         <w:rPr>
           <w:b/>
-          <w:color w:val="E11D2E"/>
+          <w:color w:val="38BDF8"/>
           <w:sz w:val="18"/>
         </w:rPr>
-        <w:t>STEP 3</w:t>
+        <w:t>ENTER — THE SWEEPSTAKES</w:t>
       </w:r>
     </w:p>
     <w:p>
@@ -1459,13 +662,91 @@
           <w:color w:val="141414"/>
           <w:sz w:val="30"/>
         </w:rPr>
-        <w:t>Earn entries — the engagement loop</w:t>
+        <w:t>4. Entry confirmed — and the funnel begins</w:t>
+      </w:r>
+    </w:p>
+    <w:p>
+      <w:r>
+        <w:rPr>
+          <w:b w:val="0"/>
+          <w:i w:val="0"/>
+          <w:sz w:val="22"/>
+        </w:rPr>
+        <w:t>Fan is in. Now the platform shows them how to earn more entries — which is where the in-funnel engagement begins.</w:t>
+      </w:r>
+    </w:p>
+    <w:p>
+      <w:r>
+        <w:rPr>
+          <w:b/>
+          <w:i w:val="0"/>
+          <w:color w:val="38BDF8"/>
+          <w:sz w:val="22"/>
+        </w:rPr>
+        <w:t>TOP-OF-FUNNEL RESULT: Every social impression that used to evaporate now has a chance to become a named, opted-in fan. This is the new top of MVP's marketing funnel for the fight — and it costs roughly $3 per captured fan vs. $11–18 to acquire the same person on Meta cold.</w:t>
+      </w:r>
+    </w:p>
+    <w:p>
+      <w:r>
+        <w:br w:type="page"/>
+      </w:r>
+    </w:p>
+    <w:p>
+      <w:r>
+        <w:rPr>
+          <w:b/>
+          <w:color w:val="F59E0B"/>
+          <w:sz w:val="40"/>
+        </w:rPr>
+        <w:t>03  Once they're in — MIDDLE OF FUNNEL</w:t>
+      </w:r>
+    </w:p>
+    <w:p>
+      <w:r>
+        <w:rPr>
+          <w:b w:val="0"/>
+          <w:i w:val="0"/>
+          <w:sz w:val="22"/>
+        </w:rPr>
+        <w:t>Now the platform's job is to keep the fan coming back through fight week and onto fight night. Every interaction = more sweepstakes entries for the fan, more behavioral data + sponsor dwell time for MVP.</w:t>
+      </w:r>
+    </w:p>
+    <w:p>
+      <w:pPr>
+        <w:spacing w:after="40"/>
+      </w:pPr>
+      <w:r>
+        <w:rPr>
+          <w:b/>
+          <w:color w:val="F59E0B"/>
+          <w:sz w:val="18"/>
+        </w:rPr>
+        <w:t>EARN ENTRIES — DAILY REASONS TO RETURN</w:t>
+      </w:r>
+    </w:p>
+    <w:p>
+      <w:r>
+        <w:rPr>
+          <w:b/>
+          <w:color w:val="141414"/>
+          <w:sz w:val="30"/>
+        </w:rPr>
+        <w:t>1. Predictions, polls, sponsor content, referrals</w:t>
+      </w:r>
+    </w:p>
+    <w:p>
+      <w:r>
+        <w:rPr>
+          <w:b w:val="0"/>
+          <w:i w:val="0"/>
+          <w:sz w:val="22"/>
+        </w:rPr>
+        <w:t>Every day of fight week, a new entry mechanism. Predict the winner. Vote on the walkout song. Watch a 30-second sponsor clip for bonus entries. Share with a friend. The fan is now coming back daily — pre-fight buzz MVP no longer has to rent.</w:t>
       </w:r>
     </w:p>
     <w:tbl>
       <w:tblPr>
         <w:tblW w:type="auto" w:w="0"/>
-        <w:tblLayout w:type="autofit"/>
         <w:tblLook w:firstColumn="1" w:firstRow="1" w:lastColumn="0" w:lastRow="0" w:noHBand="0" w:noVBand="1" w:val="04A0"/>
       </w:tblPr>
       <w:tblGrid>
@@ -1476,17 +757,17 @@
         <w:tc>
           <w:tcPr>
             <w:tcW w:type="dxa" w:w="5112"/>
-            <w:shd w:val="clear" w:color="auto" w:fill="F8FAFC"/>
+            <w:shd w:val="clear" w:color="auto" w:fill="EFF6FF"/>
             <w:vAlign w:val="top"/>
           </w:tcPr>
           <w:p>
             <w:r>
               <w:rPr>
                 <w:b/>
-                <w:color w:val="E11D2E"/>
+                <w:color w:val="38BDF8"/>
                 <w:sz w:val="18"/>
               </w:rPr>
-              <w:t>WHAT THE FAN SEES</w:t>
+              <w:t>WHAT THE FAN DOES/SEES</w:t>
             </w:r>
           </w:p>
           <w:p>
@@ -1494,7 +775,39 @@
               <w:rPr>
                 <w:sz w:val="20"/>
               </w:rPr>
-              <w:t>Predictions, polls, shares, sponsor content views, friend referrals. Each action = more entries. Every interaction is shareable.</w:t>
+              <w:t>• Picks the winner (+5)</w:t>
+            </w:r>
+          </w:p>
+          <w:p>
+            <w:r>
+              <w:rPr>
+                <w:sz w:val="20"/>
+              </w:rPr>
+              <w:t>• Picks the round (+5)</w:t>
+            </w:r>
+          </w:p>
+          <w:p>
+            <w:r>
+              <w:rPr>
+                <w:sz w:val="20"/>
+              </w:rPr>
+              <w:t>• Watches sponsor clip (+3)</w:t>
+            </w:r>
+          </w:p>
+          <w:p>
+            <w:r>
+              <w:rPr>
+                <w:sz w:val="20"/>
+              </w:rPr>
+              <w:t>• Shares with friends (+10)</w:t>
+            </w:r>
+          </w:p>
+          <w:p>
+            <w:r>
+              <w:rPr>
+                <w:sz w:val="20"/>
+              </w:rPr>
+              <w:t>• Votes on walkout song (+2)</w:t>
             </w:r>
           </w:p>
         </w:tc>
@@ -1508,19 +821,10 @@
             <w:r>
               <w:rPr>
                 <w:b/>
-                <w:color w:val="D4AF37"/>
+                <w:color w:val="F59E0B"/>
                 <w:sz w:val="18"/>
               </w:rPr>
               <w:t>WHAT MVP CAPTURES</w:t>
-            </w:r>
-          </w:p>
-          <w:p>
-            <w:r>
-              <w:rPr>
-                <w:b/>
-                <w:sz w:val="22"/>
-              </w:rPr>
-              <w:t>Behavior signal &amp; sponsor proof</w:t>
             </w:r>
           </w:p>
           <w:p>
@@ -1614,10 +918,10 @@
       <w:r>
         <w:rPr>
           <w:b/>
-          <w:color w:val="E11D2E"/>
+          <w:color w:val="F59E0B"/>
           <w:sz w:val="18"/>
         </w:rPr>
-        <w:t>STEP 4</w:t>
+        <w:t>RE-ENGAGE — PUSH + EMAIL</w:t>
       </w:r>
     </w:p>
     <w:p>
@@ -1627,7 +931,345 @@
           <w:color w:val="141414"/>
           <w:sz w:val="30"/>
         </w:rPr>
-        <w:t>Fight night — live participation</w:t>
+        <w:t>2. MVP owns the channel now — no more paying Meta</w:t>
+      </w:r>
+    </w:p>
+    <w:p>
+      <w:r>
+        <w:rPr>
+          <w:b w:val="0"/>
+          <w:i w:val="0"/>
+          <w:sz w:val="22"/>
+        </w:rPr>
+        <w:t>By fight week, MVP isn't paying Meta to remind fans the fight is Saturday. It just sends a push notification to every Club MVP member. T-72 hours. T-24 hours. T-2 hours. Free. Every time.</w:t>
+      </w:r>
+    </w:p>
+    <w:p>
+      <w:pPr>
+        <w:spacing w:after="40"/>
+      </w:pPr>
+      <w:r>
+        <w:rPr>
+          <w:b/>
+          <w:color w:val="F59E0B"/>
+          <w:sz w:val="18"/>
+        </w:rPr>
+        <w:t>FIGHT NIGHT — LIVE PARTICIPATION</w:t>
+      </w:r>
+    </w:p>
+    <w:p>
+      <w:r>
+        <w:rPr>
+          <w:b/>
+          <w:color w:val="141414"/>
+          <w:sz w:val="30"/>
+        </w:rPr>
+        <w:t>3. The platform becomes a second screen</w:t>
+      </w:r>
+    </w:p>
+    <w:p>
+      <w:r>
+        <w:rPr>
+          <w:b w:val="0"/>
+          <w:i w:val="0"/>
+          <w:sz w:val="22"/>
+        </w:rPr>
+        <w:t>Live scorecards round-by-round. Push notifications timed to the broadcast. Exclusive moments only Club MVP members get. Real-time engaged-viewer list — the holy grail for sponsors who want proof of during-broadcast attention, not after-the-fact estimates.</w:t>
+      </w:r>
+    </w:p>
+    <w:p>
+      <w:r>
+        <w:rPr>
+          <w:b/>
+          <w:i w:val="0"/>
+          <w:color w:val="F59E0B"/>
+          <w:sz w:val="22"/>
+        </w:rPr>
+        <w:t>MIDDLE-OF-FUNNEL RESULT: Every captured fan now has a behavioral fingerprint. Top 10% become "Superfans" — premium sponsor inventory + first call for ticket pre-sales. Sponsor content gets MEASURABLE DWELL TIME, not impressions. Fight-week buzz scales without renting a single new ad.</w:t>
+      </w:r>
+    </w:p>
+    <w:p>
+      <w:r>
+        <w:br w:type="page"/>
+      </w:r>
+    </w:p>
+    <w:p>
+      <w:r>
+        <w:rPr>
+          <w:b/>
+          <w:color w:val="16A34A"/>
+          <w:sz w:val="40"/>
+        </w:rPr>
+        <w:t>04  How it makes money — BOTTOM OF FUNNEL</w:t>
+      </w:r>
+    </w:p>
+    <w:p>
+      <w:r>
+        <w:rPr>
+          <w:b w:val="0"/>
+          <w:i w:val="0"/>
+          <w:sz w:val="22"/>
+        </w:rPr>
+        <w:t>Three revenue lines, all unlocked the moment the funnel starts running. Sponsorship leads — sweepstakes is the easiest inventory in the deck. Direct fan revenue and year-round monetization compound on top.</w:t>
+      </w:r>
+    </w:p>
+    <w:p>
+      <w:r>
+        <w:rPr>
+          <w:b/>
+          <w:color w:val="E11D2E"/>
+          <w:sz w:val="30"/>
+        </w:rPr>
+        <w:t>Prong 1 — Sell sweepstakes sponsorship (NEW INVENTORY)</w:t>
+      </w:r>
+    </w:p>
+    <w:p>
+      <w:r>
+        <w:rPr>
+          <w:b w:val="0"/>
+          <w:i w:val="0"/>
+          <w:sz w:val="22"/>
+        </w:rPr>
+        <w:t>Sweepstakes are the easiest piece of inventory in the deck. Brands already have a sweepstakes line in their marketing budget. They know how the format works. They've bought it from broadcasters, sportsbooks, and creators for years. Now they buy it from MVP — with the audience file attached.</w:t>
+      </w:r>
+    </w:p>
+    <w:p>
+      <w:r>
+        <w:rPr>
+          <w:b w:val="0"/>
+          <w:i/>
+          <w:sz w:val="22"/>
+        </w:rPr>
+        <w:t>Why this clears procurement fast: sweepstakes sponsorship maps to an existing approval template at every CPG, sportsbook, and beverage. No new vendor category. No new legal review.</w:t>
+      </w:r>
+    </w:p>
+    <w:p>
+      <w:pPr>
+        <w:pStyle w:val="ListBullet"/>
+      </w:pPr>
+      <w:r/>
+      <w:r>
+        <w:rPr>
+          <w:b/>
+          <w:sz w:val="22"/>
+        </w:rPr>
+        <w:t>Title sweepstakes</w:t>
+      </w:r>
+      <w:r>
+        <w:rPr>
+          <w:sz w:val="22"/>
+        </w:rPr>
+        <w:t xml:space="preserve"> — "Win VIP fight night, presented by [Brand]"</w:t>
+      </w:r>
+    </w:p>
+    <w:p>
+      <w:pPr>
+        <w:pStyle w:val="ListBullet"/>
+      </w:pPr>
+      <w:r/>
+      <w:r>
+        <w:rPr>
+          <w:b/>
+          <w:sz w:val="22"/>
+        </w:rPr>
+        <w:t>Bonus-entry mechanics</w:t>
+      </w:r>
+      <w:r>
+        <w:rPr>
+          <w:sz w:val="22"/>
+        </w:rPr>
+        <w:t xml:space="preserve"> — "Watch [Brand]'s 30-sec clip for +5 entries"</w:t>
+      </w:r>
+    </w:p>
+    <w:p>
+      <w:pPr>
+        <w:pStyle w:val="ListBullet"/>
+      </w:pPr>
+      <w:r/>
+      <w:r>
+        <w:rPr>
+          <w:b/>
+          <w:sz w:val="22"/>
+        </w:rPr>
+        <w:t>Branded prize tiers</w:t>
+      </w:r>
+      <w:r>
+        <w:rPr>
+          <w:sz w:val="22"/>
+        </w:rPr>
+        <w:t xml:space="preserve"> — sponsor-supplied prizes (year of Celsius, $5K travel)</w:t>
+      </w:r>
+    </w:p>
+    <w:p>
+      <w:pPr>
+        <w:pStyle w:val="ListBullet"/>
+      </w:pPr>
+      <w:r/>
+      <w:r>
+        <w:rPr>
+          <w:b/>
+          <w:sz w:val="22"/>
+        </w:rPr>
+        <w:t>Audience hand-off</w:t>
+      </w:r>
+      <w:r>
+        <w:rPr>
+          <w:sz w:val="22"/>
+        </w:rPr>
+        <w:t xml:space="preserve"> — opt-in entrants delivered to sponsor CRM post-fight</w:t>
+      </w:r>
+    </w:p>
+    <w:p>
+      <w:r>
+        <w:rPr>
+          <w:b/>
+          <w:i w:val="0"/>
+          <w:color w:val="E11D2E"/>
+          <w:sz w:val="22"/>
+        </w:rPr>
+        <w:t>Pricing: $150K–$250K presenting · $500K–$750K fight-week · $1.5M–$3M season exclusive.</w:t>
+      </w:r>
+    </w:p>
+    <w:p/>
+    <w:p>
+      <w:r>
+        <w:rPr>
+          <w:b/>
+          <w:color w:val="D4AF37"/>
+          <w:sz w:val="30"/>
+        </w:rPr>
+        <w:t>Prong 2 — Upgrade existing sponsor deals (EXTRACT CURRENT VALUE)</w:t>
+      </w:r>
+    </w:p>
+    <w:p>
+      <w:r>
+        <w:rPr>
+          <w:b w:val="0"/>
+          <w:i w:val="0"/>
+          <w:sz w:val="22"/>
+        </w:rPr>
+        <w:t>Most current MVP sponsors are paying for logo exposure — corner posts, ring mats, broadcast bugs. Same deal, three years running, same flat fee. Club MVP turns that flat fee into a measured asset — and a justification for renewal at 2–3x.</w:t>
+      </w:r>
+    </w:p>
+    <w:p>
+      <w:r>
+        <w:rPr>
+          <w:b w:val="0"/>
+          <w:i/>
+          <w:sz w:val="22"/>
+        </w:rPr>
+        <w:t>The renewal pitch: "Last year you paid $X for impressions. This year, same dollar buys impressions PLUS a sweepstakes activation, an audience file in your demo, and a measurable dwell-time report. Or for 2x, you own the activation outright."</w:t>
+      </w:r>
+    </w:p>
+    <w:p>
+      <w:pPr>
+        <w:pStyle w:val="ListBullet"/>
+      </w:pPr>
+      <w:r/>
+      <w:r>
+        <w:rPr>
+          <w:b/>
+          <w:sz w:val="22"/>
+        </w:rPr>
+        <w:t>Audit current deals</w:t>
+      </w:r>
+      <w:r>
+        <w:rPr>
+          <w:sz w:val="22"/>
+        </w:rPr>
+        <w:t xml:space="preserve"> — tag what each sponsor gets vs. could get</w:t>
+      </w:r>
+    </w:p>
+    <w:p>
+      <w:pPr>
+        <w:pStyle w:val="ListBullet"/>
+      </w:pPr>
+      <w:r/>
+      <w:r>
+        <w:rPr>
+          <w:b/>
+          <w:sz w:val="22"/>
+        </w:rPr>
+        <w:t>Activation upsell</w:t>
+      </w:r>
+      <w:r>
+        <w:rPr>
+          <w:sz w:val="22"/>
+        </w:rPr>
+        <w:t xml:space="preserve"> — first right of refusal on Club MVP activations</w:t>
+      </w:r>
+    </w:p>
+    <w:p>
+      <w:pPr>
+        <w:pStyle w:val="ListBullet"/>
+      </w:pPr>
+      <w:r/>
+      <w:r>
+        <w:rPr>
+          <w:b/>
+          <w:sz w:val="22"/>
+        </w:rPr>
+        <w:t>Retroactive ROI proof</w:t>
+      </w:r>
+      <w:r>
+        <w:rPr>
+          <w:sz w:val="22"/>
+        </w:rPr>
+        <w:t xml:space="preserve"> — retro-fit Dropt reporting on existing deals</w:t>
+      </w:r>
+    </w:p>
+    <w:p>
+      <w:pPr>
+        <w:pStyle w:val="ListBullet"/>
+      </w:pPr>
+      <w:r/>
+      <w:r>
+        <w:rPr>
+          <w:b/>
+          <w:sz w:val="22"/>
+        </w:rPr>
+        <w:t>Tier ladder</w:t>
+      </w:r>
+      <w:r>
+        <w:rPr>
+          <w:sz w:val="22"/>
+        </w:rPr>
+        <w:t xml:space="preserve"> — Logo → Logo + activation → Category exclusive</w:t>
+      </w:r>
+    </w:p>
+    <w:p>
+      <w:r>
+        <w:rPr>
+          <w:b/>
+          <w:i w:val="0"/>
+          <w:color w:val="D4AF37"/>
+          <w:sz w:val="22"/>
+        </w:rPr>
+        <w:t>Expected lift on renewal: +30–100% on existing sponsor revenue with zero new logos to chase.</w:t>
+      </w:r>
+    </w:p>
+    <w:p>
+      <w:pPr>
+        <w:jc w:val="center"/>
+      </w:pPr>
+      <w:r>
+        <w:rPr>
+          <w:b/>
+          <w:i w:val="0"/>
+          <w:sz w:val="24"/>
+        </w:rPr>
+        <w:t>Combined: 1–2 new sweepstakes sponsors per fight ($300K–$1M) + uplift on 4–6 existing renewals (+$500K–$2M/year). Day-one impact, no platform-side risk.</w:t>
+      </w:r>
+    </w:p>
+    <w:p/>
+    <w:p>
+      <w:r>
+        <w:rPr>
+          <w:b/>
+          <w:color w:val="141414"/>
+          <w:sz w:val="30"/>
+        </w:rPr>
+        <w:t>Plus — direct fan revenue (this is what fills seats)</w:t>
       </w:r>
     </w:p>
     <w:tbl>
@@ -1644,115 +1286,120 @@
         <w:tc>
           <w:tcPr>
             <w:tcW w:type="dxa" w:w="5112"/>
-            <w:shd w:val="clear" w:color="auto" w:fill="F8FAFC"/>
+            <w:shd w:val="clear" w:color="auto" w:fill="F3F4F6"/>
             <w:vAlign w:val="top"/>
           </w:tcPr>
           <w:p>
             <w:r>
               <w:rPr>
                 <w:b/>
-                <w:color w:val="E11D2E"/>
-                <w:sz w:val="18"/>
+                <w:sz w:val="24"/>
               </w:rPr>
-              <w:t>WHAT THE FAN SEES</w:t>
+              <w:t>Drives THIS fight</w:t>
             </w:r>
           </w:p>
           <w:p>
+            <w:pPr>
+              <w:pStyle w:val="ListBullet"/>
+            </w:pPr>
             <w:r>
               <w:rPr>
                 <w:sz w:val="20"/>
               </w:rPr>
-              <w:t>Live scorecards round-by-round, push notifications timed to the broadcast, exclusive moments only Club MVP fans get. The platform becomes a second screen.</w:t>
+              <w:t>Ticket sales — geo-segment captured fans → SMS at T-72h</w:t>
+            </w:r>
+          </w:p>
+          <w:p>
+            <w:pPr>
+              <w:pStyle w:val="ListBullet"/>
+            </w:pPr>
+            <w:r>
+              <w:rPr>
+                <w:sz w:val="20"/>
+              </w:rPr>
+              <w:t>PPV bundle offers — fans who picked a winner get one-tap upsell</w:t>
+            </w:r>
+          </w:p>
+          <w:p>
+            <w:pPr>
+              <w:pStyle w:val="ListBullet"/>
+            </w:pPr>
+            <w:r>
+              <w:rPr>
+                <w:sz w:val="20"/>
+              </w:rPr>
+              <w:t>Merch conversion — fan who picks Fighter A sees Fighter A's shirt at checkout</w:t>
+            </w:r>
+          </w:p>
+          <w:p>
+            <w:pPr>
+              <w:pStyle w:val="ListBullet"/>
+            </w:pPr>
+            <w:r>
+              <w:rPr>
+                <w:sz w:val="20"/>
+              </w:rPr>
+              <w:t>Lookalike audiences — pixel feeds Meta/TikTok at 3–5x cold conversion</w:t>
             </w:r>
           </w:p>
         </w:tc>
         <w:tc>
           <w:tcPr>
             <w:tcW w:type="dxa" w:w="5112"/>
-            <w:shd w:val="clear" w:color="auto" w:fill="FEF3C7"/>
+            <w:shd w:val="clear" w:color="auto" w:fill="FEE2E4"/>
             <w:vAlign w:val="top"/>
           </w:tcPr>
           <w:p>
             <w:r>
               <w:rPr>
                 <w:b/>
-                <w:color w:val="D4AF37"/>
-                <w:sz w:val="18"/>
+                <w:sz w:val="24"/>
               </w:rPr>
-              <w:t>WHAT MVP CAPTURES</w:t>
+              <w:t>Drives the NEXT fight</w:t>
             </w:r>
           </w:p>
           <w:p>
+            <w:pPr>
+              <w:pStyle w:val="ListBullet"/>
+            </w:pPr>
             <w:r>
               <w:rPr>
-                <w:b/>
-                <w:sz w:val="22"/>
+                <w:sz w:val="20"/>
               </w:rPr>
-              <w:t>Real-time engaged-viewer list</w:t>
+              <w:t>Free re-launch channel — email/SMS captured list, ~$0 CAC</w:t>
             </w:r>
           </w:p>
           <w:p>
+            <w:pPr>
+              <w:pStyle w:val="ListBullet"/>
+            </w:pPr>
             <w:r>
               <w:rPr>
-                <w:color w:val="6B7280"/>
                 <w:sz w:val="20"/>
               </w:rPr>
-              <w:t xml:space="preserve">Concurrent fans: </w:t>
-            </w:r>
-            <w:r>
-              <w:rPr>
-                <w:b/>
-                <w:sz w:val="20"/>
-              </w:rPr>
-              <w:t>112,400</w:t>
+              <w:t>Pre-sale priority — superfans get first crack at tickets</w:t>
             </w:r>
           </w:p>
           <w:p>
+            <w:pPr>
+              <w:pStyle w:val="ListBullet"/>
+            </w:pPr>
             <w:r>
               <w:rPr>
-                <w:color w:val="6B7280"/>
                 <w:sz w:val="20"/>
               </w:rPr>
-              <w:t xml:space="preserve">Avg session length: </w:t>
-            </w:r>
-            <w:r>
-              <w:rPr>
-                <w:b/>
-                <w:sz w:val="20"/>
-              </w:rPr>
-              <w:t>42 min</w:t>
+              <w:t>Off-season retention — content drops, sponsor newsletter inventory</w:t>
             </w:r>
           </w:p>
           <w:p>
+            <w:pPr>
+              <w:pStyle w:val="ListBullet"/>
+            </w:pPr>
             <w:r>
               <w:rPr>
-                <w:color w:val="6B7280"/>
                 <w:sz w:val="20"/>
               </w:rPr>
-              <w:t xml:space="preserve">Push opt-in rate: </w:t>
-            </w:r>
-            <w:r>
-              <w:rPr>
-                <w:b/>
-                <w:sz w:val="20"/>
-              </w:rPr>
-              <w:t>71%</w:t>
-            </w:r>
-          </w:p>
-          <w:p>
-            <w:r>
-              <w:rPr>
-                <w:color w:val="6B7280"/>
-                <w:sz w:val="20"/>
-              </w:rPr>
-              <w:t xml:space="preserve">Sponsor co-brand views: </w:t>
-            </w:r>
-            <w:r>
-              <w:rPr>
-                <w:b/>
-                <w:sz w:val="20"/>
-              </w:rPr>
-              <w:t>+2.1M</w:t>
+              <w:t>Year-round monetization — VIP/loyalty memberships, premium sweepstakes</w:t>
             </w:r>
           </w:p>
         </w:tc>
@@ -1761,172 +1408,18 @@
     <w:p/>
     <w:p>
       <w:pPr>
-        <w:spacing w:after="40"/>
+        <w:jc w:val="center"/>
       </w:pPr>
       <w:r>
         <w:rPr>
           <w:b/>
-          <w:color w:val="E11D2E"/>
-          <w:sz w:val="18"/>
+          <w:i w:val="0"/>
+          <w:color w:val="16A34A"/>
+          <w:sz w:val="22"/>
         </w:rPr>
-        <w:t>STEP 5</w:t>
+        <w:t>Year-one upside on a 250K-fan list: $2–4M in addressable media + sponsor lift — on top of per-fight sponsorship revenue above.</w:t>
       </w:r>
     </w:p>
-    <w:p>
-      <w:r>
-        <w:rPr>
-          <w:b/>
-          <w:color w:val="141414"/>
-          <w:sz w:val="30"/>
-        </w:rPr>
-        <w:t>After the fight — offers, content, the next event</w:t>
-      </w:r>
-    </w:p>
-    <w:tbl>
-      <w:tblPr>
-        <w:tblW w:type="auto" w:w="0"/>
-        <w:tblLayout w:type="autofit"/>
-        <w:tblLook w:firstColumn="1" w:firstRow="1" w:lastColumn="0" w:lastRow="0" w:noHBand="0" w:noVBand="1" w:val="04A0"/>
-      </w:tblPr>
-      <w:tblGrid>
-        <w:gridCol w:w="5112"/>
-        <w:gridCol w:w="5112"/>
-      </w:tblGrid>
-      <w:tr>
-        <w:tc>
-          <w:tcPr>
-            <w:tcW w:type="dxa" w:w="5112"/>
-            <w:shd w:val="clear" w:color="auto" w:fill="F8FAFC"/>
-            <w:vAlign w:val="top"/>
-          </w:tcPr>
-          <w:p>
-            <w:r>
-              <w:rPr>
-                <w:b/>
-                <w:color w:val="E11D2E"/>
-                <w:sz w:val="18"/>
-              </w:rPr>
-              <w:t>WHAT THE FAN SEES</w:t>
-            </w:r>
-          </w:p>
-          <w:p>
-            <w:r>
-              <w:rPr>
-                <w:sz w:val="20"/>
-              </w:rPr>
-              <w:t>Winners notified. Personalized offer based on behavior: PPV bundle, fighter merch, ticket pre-sale for the next event. The relationship doesn't end at the bell.</w:t>
-            </w:r>
-          </w:p>
-        </w:tc>
-        <w:tc>
-          <w:tcPr>
-            <w:tcW w:type="dxa" w:w="5112"/>
-            <w:shd w:val="clear" w:color="auto" w:fill="FEF3C7"/>
-            <w:vAlign w:val="top"/>
-          </w:tcPr>
-          <w:p>
-            <w:r>
-              <w:rPr>
-                <w:b/>
-                <w:color w:val="D4AF37"/>
-                <w:sz w:val="18"/>
-              </w:rPr>
-              <w:t>WHAT MVP CAPTURES</w:t>
-            </w:r>
-          </w:p>
-          <w:p>
-            <w:r>
-              <w:rPr>
-                <w:b/>
-                <w:sz w:val="22"/>
-              </w:rPr>
-              <w:t>Compounding asset</w:t>
-            </w:r>
-          </w:p>
-          <w:p>
-            <w:r>
-              <w:rPr>
-                <w:color w:val="6B7280"/>
-                <w:sz w:val="20"/>
-              </w:rPr>
-              <w:t xml:space="preserve">Captured fan: </w:t>
-            </w:r>
-            <w:r>
-              <w:rPr>
-                <w:b/>
-                <w:sz w:val="20"/>
-              </w:rPr>
-              <w:t>retained</w:t>
-            </w:r>
-          </w:p>
-          <w:p>
-            <w:r>
-              <w:rPr>
-                <w:color w:val="6B7280"/>
-                <w:sz w:val="20"/>
-              </w:rPr>
-              <w:t xml:space="preserve">Next-fight CAC: </w:t>
-            </w:r>
-            <w:r>
-              <w:rPr>
-                <w:b/>
-                <w:sz w:val="20"/>
-              </w:rPr>
-              <w:t>~$0</w:t>
-            </w:r>
-          </w:p>
-          <w:p>
-            <w:r>
-              <w:rPr>
-                <w:color w:val="6B7280"/>
-                <w:sz w:val="20"/>
-              </w:rPr>
-              <w:t xml:space="preserve">Lookalike seeded: </w:t>
-            </w:r>
-            <w:r>
-              <w:rPr>
-                <w:b/>
-                <w:sz w:val="20"/>
-              </w:rPr>
-              <w:t>Meta + TikTok</w:t>
-            </w:r>
-          </w:p>
-          <w:p>
-            <w:r>
-              <w:rPr>
-                <w:color w:val="6B7280"/>
-                <w:sz w:val="20"/>
-              </w:rPr>
-              <w:t xml:space="preserve">Sponsor offer redemption: </w:t>
-            </w:r>
-            <w:r>
-              <w:rPr>
-                <w:b/>
-                <w:sz w:val="20"/>
-              </w:rPr>
-              <w:t>tracked</w:t>
-            </w:r>
-          </w:p>
-          <w:p>
-            <w:r>
-              <w:rPr>
-                <w:color w:val="6B7280"/>
-                <w:sz w:val="20"/>
-              </w:rPr>
-              <w:t xml:space="preserve">Lifetime value: </w:t>
-            </w:r>
-            <w:r>
-              <w:rPr>
-                <w:b/>
-                <w:sz w:val="20"/>
-              </w:rPr>
-              <w:t>growing</w:t>
-            </w:r>
-          </w:p>
-        </w:tc>
-      </w:tr>
-    </w:tbl>
-    <w:p/>
     <w:p>
       <w:r>
         <w:br w:type="page"/>
@@ -1939,7 +1432,7 @@
           <w:color w:val="141414"/>
           <w:sz w:val="40"/>
         </w:rPr>
-        <w:t>05  What MVP does vs. what Club MVP handles</w:t>
+        <w:t>05  What sponsors actually get — the proof slide</w:t>
       </w:r>
     </w:p>
     <w:p>
@@ -1949,7 +1442,393 @@
           <w:i w:val="0"/>
           <w:sz w:val="22"/>
         </w:rPr>
-        <w:t>The most important slide for a CMO worried about another tech project: MVP doesn't build, integrate, or operate anything. MVP runs MVP.</w:t>
+        <w:t>Sponsors don't ask "how much reach?" anymore. They ask "how many opted-in fans, in my demo?" Below is the live Dropt output every sponsor pitch closes with.</w:t>
+      </w:r>
+    </w:p>
+    <w:p>
+      <w:r>
+        <w:rPr>
+          <w:b/>
+          <w:color w:val="38BDF8"/>
+          <w:sz w:val="30"/>
+        </w:rPr>
+        <w:t>Sellable Audience Segments</w:t>
+      </w:r>
+    </w:p>
+    <w:tbl>
+      <w:tblPr>
+        <w:tblW w:type="auto" w:w="0"/>
+        <w:tblLook w:firstColumn="1" w:firstRow="1" w:lastColumn="0" w:lastRow="0" w:noHBand="0" w:noVBand="1" w:val="04A0"/>
+      </w:tblPr>
+      <w:tblGrid>
+        <w:gridCol w:w="3408"/>
+        <w:gridCol w:w="3408"/>
+        <w:gridCol w:w="3408"/>
+      </w:tblGrid>
+      <w:tr>
+        <w:tc>
+          <w:tcPr>
+            <w:tcW w:type="dxa" w:w="3408"/>
+            <w:shd w:val="clear" w:color="auto" w:fill="0F172A"/>
+          </w:tcPr>
+          <w:p>
+            <w:r>
+              <w:rPr>
+                <w:b/>
+                <w:color w:val="FFFFFF"/>
+                <w:sz w:val="20"/>
+              </w:rPr>
+              <w:t>Segment</w:t>
+            </w:r>
+          </w:p>
+        </w:tc>
+        <w:tc>
+          <w:tcPr>
+            <w:tcW w:type="dxa" w:w="3408"/>
+            <w:shd w:val="clear" w:color="auto" w:fill="0F172A"/>
+          </w:tcPr>
+          <w:p>
+            <w:r>
+              <w:rPr>
+                <w:b/>
+                <w:color w:val="FFFFFF"/>
+                <w:sz w:val="20"/>
+              </w:rPr>
+              <w:t>Share</w:t>
+            </w:r>
+          </w:p>
+        </w:tc>
+        <w:tc>
+          <w:tcPr>
+            <w:tcW w:type="dxa" w:w="3408"/>
+            <w:shd w:val="clear" w:color="auto" w:fill="0F172A"/>
+          </w:tcPr>
+          <w:p>
+            <w:r>
+              <w:rPr>
+                <w:b/>
+                <w:color w:val="FFFFFF"/>
+                <w:sz w:val="20"/>
+              </w:rPr>
+              <w:t>Sponsor category fit</w:t>
+            </w:r>
+          </w:p>
+        </w:tc>
+      </w:tr>
+      <w:tr>
+        <w:tc>
+          <w:tcPr>
+            <w:tcW w:type="dxa" w:w="3408"/>
+          </w:tcPr>
+          <w:p>
+            <w:r>
+              <w:rPr>
+                <w:sz w:val="20"/>
+              </w:rPr>
+              <w:t>The Weekly Player — engages every week, social by nature</w:t>
+            </w:r>
+          </w:p>
+        </w:tc>
+        <w:tc>
+          <w:tcPr>
+            <w:tcW w:type="dxa" w:w="3408"/>
+          </w:tcPr>
+          <w:p>
+            <w:r>
+              <w:rPr>
+                <w:b/>
+                <w:color w:val="38BDF8"/>
+                <w:sz w:val="20"/>
+              </w:rPr>
+              <w:t>53%</w:t>
+            </w:r>
+          </w:p>
+        </w:tc>
+        <w:tc>
+          <w:tcPr>
+            <w:tcW w:type="dxa" w:w="3408"/>
+          </w:tcPr>
+          <w:p>
+            <w:r>
+              <w:rPr>
+                <w:sz w:val="20"/>
+              </w:rPr>
+              <w:t>Sportsbooks: DraftKings, FanDuel, BetMGM</w:t>
+            </w:r>
+          </w:p>
+        </w:tc>
+      </w:tr>
+      <w:tr>
+        <w:tc>
+          <w:tcPr>
+            <w:tcW w:type="dxa" w:w="3408"/>
+          </w:tcPr>
+          <w:p>
+            <w:r>
+              <w:rPr>
+                <w:sz w:val="20"/>
+              </w:rPr>
+              <w:t>The High-Frequency Flyer — 5+ international flights/year</w:t>
+            </w:r>
+          </w:p>
+        </w:tc>
+        <w:tc>
+          <w:tcPr>
+            <w:tcW w:type="dxa" w:w="3408"/>
+          </w:tcPr>
+          <w:p>
+            <w:r>
+              <w:rPr>
+                <w:b/>
+                <w:color w:val="38BDF8"/>
+                <w:sz w:val="20"/>
+              </w:rPr>
+              <w:t>12%</w:t>
+            </w:r>
+          </w:p>
+        </w:tc>
+        <w:tc>
+          <w:tcPr>
+            <w:tcW w:type="dxa" w:w="3408"/>
+          </w:tcPr>
+          <w:p>
+            <w:r>
+              <w:rPr>
+                <w:sz w:val="20"/>
+              </w:rPr>
+              <w:t>Premium travel: Marriott, Delta, AmEx Plat</w:t>
+            </w:r>
+          </w:p>
+        </w:tc>
+      </w:tr>
+      <w:tr>
+        <w:tc>
+          <w:tcPr>
+            <w:tcW w:type="dxa" w:w="3408"/>
+          </w:tcPr>
+          <w:p>
+            <w:r>
+              <w:rPr>
+                <w:sz w:val="20"/>
+              </w:rPr>
+              <w:t>The Watch Collector — buys a watch annually+</w:t>
+            </w:r>
+          </w:p>
+        </w:tc>
+        <w:tc>
+          <w:tcPr>
+            <w:tcW w:type="dxa" w:w="3408"/>
+          </w:tcPr>
+          <w:p>
+            <w:r>
+              <w:rPr>
+                <w:b/>
+                <w:color w:val="38BDF8"/>
+                <w:sz w:val="20"/>
+              </w:rPr>
+              <w:t>19%</w:t>
+            </w:r>
+          </w:p>
+        </w:tc>
+        <w:tc>
+          <w:tcPr>
+            <w:tcW w:type="dxa" w:w="3408"/>
+          </w:tcPr>
+          <w:p>
+            <w:r>
+              <w:rPr>
+                <w:sz w:val="20"/>
+              </w:rPr>
+              <w:t>Luxury watches: Hublot, TAG Heuer, Breitling</w:t>
+            </w:r>
+          </w:p>
+        </w:tc>
+      </w:tr>
+      <w:tr>
+        <w:tc>
+          <w:tcPr>
+            <w:tcW w:type="dxa" w:w="3408"/>
+          </w:tcPr>
+          <w:p>
+            <w:r>
+              <w:rPr>
+                <w:sz w:val="20"/>
+              </w:rPr>
+              <w:t>The Conscious Consumer — prioritizes healthy options</w:t>
+            </w:r>
+          </w:p>
+        </w:tc>
+        <w:tc>
+          <w:tcPr>
+            <w:tcW w:type="dxa" w:w="3408"/>
+          </w:tcPr>
+          <w:p>
+            <w:r>
+              <w:rPr>
+                <w:b/>
+                <w:color w:val="38BDF8"/>
+                <w:sz w:val="20"/>
+              </w:rPr>
+              <w:t>41%</w:t>
+            </w:r>
+          </w:p>
+        </w:tc>
+        <w:tc>
+          <w:tcPr>
+            <w:tcW w:type="dxa" w:w="3408"/>
+          </w:tcPr>
+          <w:p>
+            <w:r>
+              <w:rPr>
+                <w:sz w:val="20"/>
+              </w:rPr>
+              <w:t>Wellness: LMNT, Liquid IV, Celsius</w:t>
+            </w:r>
+          </w:p>
+        </w:tc>
+      </w:tr>
+    </w:tbl>
+    <w:p/>
+    <w:p>
+      <w:r>
+        <w:rPr>
+          <w:b/>
+          <w:color w:val="38BDF8"/>
+          <w:sz w:val="30"/>
+        </w:rPr>
+        <w:t>Age Distribution</w:t>
+      </w:r>
+    </w:p>
+    <w:p>
+      <w:r>
+        <w:rPr>
+          <w:b/>
+          <w:i w:val="0"/>
+          <w:sz w:val="24"/>
+        </w:rPr>
+        <w:t>80.5% of audience is under 45 — prime spending years with high CLV.</w:t>
+      </w:r>
+    </w:p>
+    <w:p>
+      <w:pPr>
+        <w:pStyle w:val="ListBullet"/>
+      </w:pPr>
+      <w:r>
+        <w:rPr>
+          <w:sz w:val="22"/>
+        </w:rPr>
+        <w:t>18–24: 36.9% (Next Gen / Trendsetters)</w:t>
+      </w:r>
+    </w:p>
+    <w:p>
+      <w:pPr>
+        <w:pStyle w:val="ListBullet"/>
+      </w:pPr>
+      <w:r>
+        <w:rPr>
+          <w:sz w:val="22"/>
+        </w:rPr>
+        <w:t>25–34: 25.4% (Young Professionals)</w:t>
+      </w:r>
+    </w:p>
+    <w:p>
+      <w:pPr>
+        <w:pStyle w:val="ListBullet"/>
+      </w:pPr>
+      <w:r>
+        <w:rPr>
+          <w:sz w:val="22"/>
+        </w:rPr>
+        <w:t>35–44: 18.2% (Peak Earners)</w:t>
+      </w:r>
+    </w:p>
+    <w:p>
+      <w:pPr>
+        <w:pStyle w:val="ListBullet"/>
+      </w:pPr>
+      <w:r>
+        <w:rPr>
+          <w:sz w:val="22"/>
+        </w:rPr>
+        <w:t>45+: 19.5% (Established)</w:t>
+      </w:r>
+    </w:p>
+    <w:p>
+      <w:r>
+        <w:rPr>
+          <w:b/>
+          <w:color w:val="38BDF8"/>
+          <w:sz w:val="30"/>
+        </w:rPr>
+        <w:t>Psychographics — The Conscious Performer</w:t>
+      </w:r>
+    </w:p>
+    <w:p>
+      <w:pPr>
+        <w:pStyle w:val="ListBullet"/>
+      </w:pPr>
+      <w:r>
+        <w:rPr>
+          <w:sz w:val="22"/>
+        </w:rPr>
+        <w:t>55.2% choose water for hydration vs 25.8% energy drinks</w:t>
+      </w:r>
+    </w:p>
+    <w:p>
+      <w:pPr>
+        <w:pStyle w:val="ListBullet"/>
+      </w:pPr>
+      <w:r>
+        <w:rPr>
+          <w:sz w:val="22"/>
+        </w:rPr>
+        <w:t>41.3% prioritize healthy eating</w:t>
+      </w:r>
+    </w:p>
+    <w:p>
+      <w:pPr>
+        <w:pStyle w:val="ListBullet"/>
+      </w:pPr>
+      <w:r>
+        <w:rPr>
+          <w:sz w:val="22"/>
+        </w:rPr>
+        <w:t>53% maintain an active lifestyle (weekly training)</w:t>
+      </w:r>
+    </w:p>
+    <w:p>
+      <w:r>
+        <w:rPr>
+          <w:b w:val="0"/>
+          <w:i/>
+          <w:sz w:val="22"/>
+        </w:rPr>
+        <w:t>Unique insight: This is NOT a stereotypical "beer &amp; hot dog" combat-sports crowd. They're health-conscious performers — perfect fit for wellness brands, electrolytes (LMNT, Liquid IV), and premium activewear.</w:t>
+      </w:r>
+    </w:p>
+    <w:p>
+      <w:r>
+        <w:br w:type="page"/>
+      </w:r>
+    </w:p>
+    <w:p>
+      <w:r>
+        <w:rPr>
+          <w:b/>
+          <w:color w:val="141414"/>
+          <w:sz w:val="40"/>
+        </w:rPr>
+        <w:t>06  Why this is simple</w:t>
+      </w:r>
+    </w:p>
+    <w:p>
+      <w:r>
+        <w:rPr>
+          <w:b w:val="0"/>
+          <w:i w:val="0"/>
+          <w:sz w:val="22"/>
+        </w:rPr>
+        <w:t>MVP doesn't build, integrate, or operate anything. The product runs on top of the website MVP already owns. The only thing MVP brings is what MVP already does best.</w:t>
       </w:r>
     </w:p>
     <w:tbl>
@@ -1986,7 +1865,7 @@
               <w:rPr>
                 <w:sz w:val="20"/>
               </w:rPr>
-              <w:t>Prizes / VIP access / experiences</w:t>
+              <w:t>Prizes / VIP access / experiences (already in inventory)</w:t>
             </w:r>
           </w:p>
           <w:p>
@@ -1997,7 +1876,7 @@
               <w:rPr>
                 <w:sz w:val="20"/>
               </w:rPr>
-              <w:t>Fight-week promotion across owned channels</w:t>
+              <w:t>Fight-week promotion across owned channels (already running)</w:t>
             </w:r>
           </w:p>
           <w:p>
@@ -2008,7 +1887,7 @@
               <w:rPr>
                 <w:sz w:val="20"/>
               </w:rPr>
-              <w:t>Bringing sponsors into activations</w:t>
+              <w:t>Sponsor relationships (already exist)</w:t>
             </w:r>
           </w:p>
           <w:p>
@@ -2019,7 +1898,7 @@
               <w:rPr>
                 <w:sz w:val="20"/>
               </w:rPr>
-              <w:t>Encouraging fighter participation (15-sec selfies)</w:t>
+              <w:t>Fighter participation — 15-sec selfies (already organic)</w:t>
             </w:r>
           </w:p>
           <w:p>
@@ -2030,7 +1909,7 @@
               <w:rPr>
                 <w:sz w:val="20"/>
               </w:rPr>
-              <w:t>Live-event amplification</w:t>
+              <w:t>Live-event amplification (already happens)</w:t>
             </w:r>
           </w:p>
         </w:tc>
@@ -2046,7 +1925,7 @@
                 <w:b/>
                 <w:sz w:val="24"/>
               </w:rPr>
-              <w:t>Club MVP handles</w:t>
+              <w:t>Club MVP handles (everything else)</w:t>
             </w:r>
           </w:p>
           <w:p>
@@ -2057,7 +1936,7 @@
               <w:rPr>
                 <w:sz w:val="20"/>
               </w:rPr>
-              <w:t>User accounts &amp; identity</w:t>
+              <w:t>"Join Club MVP" button + member accounts on existing site</w:t>
             </w:r>
           </w:p>
           <w:p>
@@ -2068,7 +1947,7 @@
               <w:rPr>
                 <w:sz w:val="20"/>
               </w:rPr>
-              <w:t>Sweepstakes logic &amp; legal compliance</w:t>
+              <w:t>Sweepstakes logic, legal compliance, prize fulfillment</w:t>
             </w:r>
           </w:p>
           <w:p>
@@ -2079,7 +1958,7 @@
               <w:rPr>
                 <w:sz w:val="20"/>
               </w:rPr>
-              <w:t>Sponsor integrations &amp; branded UX</w:t>
+              <w:t>Sponsor integrations + branded UX</w:t>
             </w:r>
           </w:p>
           <w:p>
@@ -2090,7 +1969,7 @@
               <w:rPr>
                 <w:sz w:val="20"/>
               </w:rPr>
-              <w:t>Data collection, CRM, lifecycle messaging</w:t>
+              <w:t>Data capture, CRM, lifecycle email/SMS</w:t>
             </w:r>
           </w:p>
           <w:p>
@@ -2101,7 +1980,7 @@
               <w:rPr>
                 <w:sz w:val="20"/>
               </w:rPr>
-              <w:t>Analytics, retention loops, dashboard reporting</w:t>
+              <w:t>Dropt analytics, dashboards, sponsor reporting</w:t>
             </w:r>
           </w:p>
         </w:tc>
@@ -2115,7 +1994,7 @@
           <w:color w:val="141414"/>
           <w:sz w:val="40"/>
         </w:rPr>
-        <w:t>06  The other revenue engines</w:t>
+        <w:t>07  The 14-day pilot</w:t>
       </w:r>
     </w:p>
     <w:p>
@@ -2125,185 +2004,7 @@
           <w:i w:val="0"/>
           <w:sz w:val="22"/>
         </w:rPr>
-        <w:t>Sponsorship leads (Section 02). Two more revenue lines open the moment Club MVP captures its first 50K fans.</w:t>
-      </w:r>
-    </w:p>
-    <w:tbl>
-      <w:tblPr>
-        <w:tblW w:type="auto" w:w="0"/>
-        <w:tblLook w:firstColumn="1" w:firstRow="1" w:lastColumn="0" w:lastRow="0" w:noHBand="0" w:noVBand="1" w:val="04A0"/>
-      </w:tblPr>
-      <w:tblGrid>
-        <w:gridCol w:w="5112"/>
-        <w:gridCol w:w="5112"/>
-      </w:tblGrid>
-      <w:tr>
-        <w:tc>
-          <w:tcPr>
-            <w:tcW w:type="dxa" w:w="5112"/>
-            <w:shd w:val="clear" w:color="auto" w:fill="FAFAF9"/>
-            <w:vAlign w:val="top"/>
-          </w:tcPr>
-          <w:p>
-            <w:r>
-              <w:rPr>
-                <w:b/>
-              </w:rPr>
-              <w:t>Direct fan revenue</w:t>
-            </w:r>
-          </w:p>
-          <w:p>
-            <w:r>
-              <w:rPr>
-                <w:sz w:val="20"/>
-              </w:rPr>
-              <w:t>Use the captured list to retarget for PPV, tickets, merch. Pixel every page, build lookalikes, run lifecycle email/SMS.</w:t>
-            </w:r>
-          </w:p>
-          <w:p>
-            <w:r>
-              <w:rPr>
-                <w:b/>
-                <w:color w:val="E11D2E"/>
-                <w:sz w:val="40"/>
-              </w:rPr>
-              <w:t>3–5x</w:t>
-            </w:r>
-          </w:p>
-          <w:p>
-            <w:r>
-              <w:rPr>
-                <w:color w:val="6B7280"/>
-                <w:sz w:val="18"/>
-              </w:rPr>
-              <w:t>Conversion vs. cold traffic</w:t>
-            </w:r>
-          </w:p>
-        </w:tc>
-        <w:tc>
-          <w:tcPr>
-            <w:tcW w:type="dxa" w:w="5112"/>
-            <w:shd w:val="clear" w:color="auto" w:fill="FAFAF9"/>
-            <w:vAlign w:val="top"/>
-          </w:tcPr>
-          <w:p>
-            <w:r>
-              <w:rPr>
-                <w:b/>
-              </w:rPr>
-              <w:t>Year-round monetization</w:t>
-            </w:r>
-          </w:p>
-          <w:p>
-            <w:r>
-              <w:rPr>
-                <w:sz w:val="20"/>
-              </w:rPr>
-              <w:t>VIP/loyalty memberships, premium sweepstakes, sponsor newsletter inventory, affiliate ticketing splits. The list keeps paying between fights.</w:t>
-            </w:r>
-          </w:p>
-          <w:p>
-            <w:r>
-              <w:rPr>
-                <w:b/>
-                <w:color w:val="E11D2E"/>
-                <w:sz w:val="40"/>
-              </w:rPr>
-              <w:t>$2–4M</w:t>
-            </w:r>
-          </w:p>
-          <w:p>
-            <w:r>
-              <w:rPr>
-                <w:color w:val="6B7280"/>
-                <w:sz w:val="18"/>
-              </w:rPr>
-              <w:t>Year-one upside on a 250K-fan list</w:t>
-            </w:r>
-          </w:p>
-        </w:tc>
-      </w:tr>
-    </w:tbl>
-    <w:p/>
-    <w:p>
-      <w:r>
-        <w:rPr>
-          <w:b/>
-          <w:color w:val="141414"/>
-          <w:sz w:val="40"/>
-        </w:rPr>
-        <w:t>07  The CMO operating model</w:t>
-      </w:r>
-    </w:p>
-    <w:p>
-      <w:r>
-        <w:rPr>
-          <w:b w:val="0"/>
-          <w:i w:val="0"/>
-          <w:sz w:val="22"/>
-        </w:rPr>
-        <w:t>One ratio runs the whole company.</w:t>
-      </w:r>
-    </w:p>
-    <w:p>
-      <w:pPr>
-        <w:jc w:val="center"/>
-      </w:pPr>
-      <w:r>
-        <w:rPr>
-          <w:b/>
-          <w:color w:val="E11D2E"/>
-          <w:sz w:val="32"/>
-        </w:rPr>
-        <w:t>Revenue per captured fan  ÷  Cost per captured fan</w:t>
-      </w:r>
-    </w:p>
-    <w:p>
-      <w:pPr>
-        <w:jc w:val="center"/>
-      </w:pPr>
-      <w:r>
-        <w:rPr>
-          <w:b w:val="0"/>
-          <w:i w:val="0"/>
-          <w:color w:val="6B7280"/>
-          <w:sz w:val="22"/>
-        </w:rPr>
-        <w:t>If &gt; 1, scale spend. If &lt; 1, fix the funnel. Whole org aligned on one number.</w:t>
-      </w:r>
-    </w:p>
-    <w:p>
-      <w:pPr>
-        <w:jc w:val="center"/>
-      </w:pPr>
-      <w:r>
-        <w:rPr>
-          <w:b w:val="0"/>
-          <w:i/>
-          <w:color w:val="6B7280"/>
-          <w:sz w:val="20"/>
-        </w:rPr>
-        <w:t>Daily 3-number Slack digest: fans captured (24h) · cost per fan · revenue per fan.</w:t>
-      </w:r>
-    </w:p>
-    <w:p>
-      <w:r>
-        <w:rPr>
-          <w:b/>
-          <w:color w:val="141414"/>
-          <w:sz w:val="40"/>
-        </w:rPr>
-        <w:t>08  The 14-day pilot</w:t>
-      </w:r>
-    </w:p>
-    <w:p>
-      <w:r>
-        <w:rPr>
-          <w:b w:val="0"/>
-          <w:i w:val="0"/>
-          <w:sz w:val="22"/>
-        </w:rPr>
-        <w:t>No new tech. No new vendors. No new budget. The cost to test is effectively zero.</w:t>
+        <w:t>No new tech. No new vendors. No new budget. The cost to test is effectively zero. The upside is a new revenue line MVP owns forever — and a fan funnel that compounds with every fight.</w:t>
       </w:r>
     </w:p>
     <w:p>
@@ -2322,7 +2023,7 @@
         <w:rPr>
           <w:sz w:val="22"/>
         </w:rPr>
-        <w:t xml:space="preserve"> — VIP fight experience as the prize, predictions + polls as entry mechanism, fighter-promoted across socials</w:t>
+        <w:t xml:space="preserve"> — VIP fight experience as the prize, "Join Club MVP" button on mostvaluablepromotions.com, fighter-promoted across socials</w:t>
       </w:r>
     </w:p>
     <w:p>
@@ -2360,7 +2061,7 @@
         <w:rPr>
           <w:sz w:val="22"/>
         </w:rPr>
-        <w:t xml:space="preserve"> — across MVP properties + lookalike seeded for next fight</w:t>
+        <w:t xml:space="preserve"> — across MVP properties + lookalike audience seeded for the next fight</w:t>
       </w:r>
     </w:p>
     <w:p>
@@ -2379,7 +2080,7 @@
         <w:rPr>
           <w:sz w:val="22"/>
         </w:rPr>
-        <w:t xml:space="preserve"> — exported from Dropt within 48h post-fight: reach, engaged actions, demo split, time spent, completion rate</w:t>
+        <w:t xml:space="preserve"> — exported from Dropt within 48h post-fight</w:t>
       </w:r>
     </w:p>
     <w:p>
@@ -2415,9 +2116,7 @@
           <w:b/>
           <w:sz w:val="32"/>
         </w:rPr>
-        <w:t>We don't need a bigger fight to make more money.</w:t>
-        <w:br/>
-        <w:t>We need to keep the fans we already have.</w:t>
+        <w:t>A funnel MVP owns — for the fight, and every fight after.</w:t>
       </w:r>
     </w:p>
     <w:p>
@@ -2430,7 +2129,20 @@
           <w:i/>
           <w:sz w:val="22"/>
         </w:rPr>
-        <w:t>Ryan — pick a fight on the calendar. Send me the date and the top 3 sponsor targets. I'll come back with a custom activation, audience projection, and price in 5 business days.</w:t>
+        <w:t>Top: sweepstakes + social capture fans into Club MVP on the site MVP already owns. Middle: predictions and live participation keep them engaged through fight week. Bottom: sponsors pay for the audience and MVP sells PPV, tickets, and merch direct. Every fight makes the next one cheaper to fill.</w:t>
+      </w:r>
+    </w:p>
+    <w:p>
+      <w:pPr>
+        <w:jc w:val="center"/>
+      </w:pPr>
+      <w:r>
+        <w:rPr>
+          <w:b/>
+          <w:i w:val="0"/>
+          <w:sz w:val="22"/>
+        </w:rPr>
+        <w:t>Ryan — pick a fight on the calendar. Send me the date and the top 3 sponsor targets. Custom activation, audience projection, and price in 5 business days.</w:t>
       </w:r>
     </w:p>
     <w:sectPr>

--- a/mvp-strategy/07-ryan-walkthrough.docx
+++ b/mvp-strategy/07-ryan-walkthrough.docx
@@ -21,7 +21,7 @@
           <w:b/>
           <w:sz w:val="44"/>
         </w:rPr>
-        <w:t xml:space="preserve">From a TikTok ad to a captured fan to a paying customer — </w:t>
+        <w:t xml:space="preserve">From a Social Media Post to a captured fan to a paying customer — </w:t>
       </w:r>
       <w:r>
         <w:rPr>

--- a/mvp-strategy/07-ryan-walkthrough.docx
+++ b/mvp-strategy/07-ryan-walkthrough.docx
@@ -238,7 +238,7 @@
                 <w:b/>
                 <w:sz w:val="22"/>
               </w:rPr>
-              <w:t>Sweepstakes capture fans from social</w:t>
+              <w:t>Social media post or Meta ad → sweepstakes giveaway</w:t>
             </w:r>
           </w:p>
         </w:tc>
@@ -252,7 +252,7 @@
               <w:rPr>
                 <w:sz w:val="20"/>
               </w:rPr>
-              <w:t>TikTok / Instagram / YouTube → "Win VIP fight experience" → Join Club MVP</w:t>
+              <w:t>Meta / TikTok / IG / YouTube · paid + fighter UGC → "Win VIP fight night" → Join Club MVP</w:t>
             </w:r>
           </w:p>
         </w:tc>
@@ -373,7 +373,7 @@
           <w:i w:val="0"/>
           <w:sz w:val="22"/>
         </w:rPr>
-        <w:t>Sweepstakes is the hook. Social is the channel. Mostvaluablepromotions.com is the destination. Account creation is the conversion. Four steps. Less than 60 seconds.</w:t>
+        <w:t>The fan enters the funnel through a social media post or Meta ad promoting a sweepstakes giveaway. They tap, land on mostvaluablepromotions.com, create a Club MVP account, and they're in. Four steps. Less than 60 seconds.</w:t>
       </w:r>
     </w:p>
     <w:p>
@@ -386,7 +386,7 @@
           <w:color w:val="38BDF8"/>
           <w:sz w:val="18"/>
         </w:rPr>
-        <w:t>DISCOVERY — ON SOCIAL</w:t>
+        <w:t>DISCOVERY — SOCIAL MEDIA POST OR META AD</w:t>
       </w:r>
     </w:p>
     <w:p>
@@ -396,7 +396,7 @@
           <w:color w:val="141414"/>
           <w:sz w:val="30"/>
         </w:rPr>
-        <w:t>1. Fan sees the sweepstakes on TikTok / Instagram / YouTube</w:t>
+        <w:t>1. Fan sees a sweepstakes giveaway in their feed</w:t>
       </w:r>
     </w:p>
     <w:p>
@@ -406,7 +406,7 @@
           <w:i w:val="0"/>
           <w:sz w:val="22"/>
         </w:rPr>
-        <w:t>Fighter selfies + paid media drive traffic. The hook is a real, big prize: "Win ringside seats + walkout access at the next MVP fight." Every social impression now has a chance to convert into a captured fan — not just a view.</w:t>
+        <w:t>The funnel entry point is a social media post or a Meta ad promoting a sweepstakes giveaway. Could be a fighter's organic post, MVP's owned channels, or a paid Meta / TikTok / YouTube ad — the hook is always the same: "Win VIP fight night, ringside seats, signed gloves, walkout access." That single tap on the post is how the fan enters the funnel.</w:t>
       </w:r>
     </w:p>
     <w:p>
